--- a/share/SIH26-A0H-T364_Student_Declaration.docx
+++ b/share/SIH26-A0H-T364_Student_Declaration.docx
@@ -4,20 +4,44 @@
   <w:body>
     <w:p>
       <w:pPr>
-        <w:spacing w:after="161" w:line="265" w:lineRule="auto"/>
-        <w:ind w:left="9" w:hanging="10"/>
+        <w:spacing w:after="161" w:line="240" w:lineRule="auto"/>
+        <w:rPr>
+          <w:sz w:val="24"/>
+        </w:rPr>
       </w:pPr>
       <w:r>
-        <w:t>Date: 05/September/2026</w:t>
+        <w:rPr>
+          <w:sz w:val="24"/>
+        </w:rPr>
+        <w:t xml:space="preserve">Date: </w:t>
+      </w:r>
+      <w:r>
+        <w:rPr>
+          <w:sz w:val="24"/>
+        </w:rPr>
+        <w:t>17</w:t>
+      </w:r>
+      <w:r>
+        <w:rPr>
+          <w:sz w:val="24"/>
+        </w:rPr>
+        <w:t>/September/2026</w:t>
       </w:r>
     </w:p>
     <w:p>
       <w:pPr>
-        <w:spacing w:after="257" w:line="256" w:lineRule="auto"/>
+        <w:spacing w:after="257" w:line="240" w:lineRule="auto"/>
         <w:ind w:left="2424" w:hanging="10"/>
+        <w:rPr>
+          <w:b/>
+          <w:bCs/>
+          <w:sz w:val="24"/>
+        </w:rPr>
       </w:pPr>
       <w:r>
         <w:rPr>
+          <w:b/>
+          <w:bCs/>
           <w:sz w:val="24"/>
         </w:rPr>
         <w:t>Sub: Smart India Hackathon 2026 — Nomination</w:t>
@@ -25,8 +49,12 @@
     </w:p>
     <w:p>
       <w:pPr>
-        <w:spacing w:after="193" w:line="256" w:lineRule="auto"/>
+        <w:spacing w:after="193" w:line="240" w:lineRule="auto"/>
         <w:ind w:left="9" w:hanging="10"/>
+        <w:rPr>
+          <w:sz w:val="24"/>
+          <w:u w:val="single" w:color="000000"/>
+        </w:rPr>
       </w:pPr>
       <w:r>
         <w:rPr>
@@ -44,34 +72,67 @@
     </w:p>
     <w:p>
       <w:pPr>
-        <w:spacing w:after="0" w:line="265" w:lineRule="auto"/>
+        <w:spacing w:after="0" w:line="240" w:lineRule="auto"/>
         <w:ind w:left="9" w:hanging="10"/>
+        <w:rPr>
+          <w:b/>
+          <w:bCs/>
+          <w:sz w:val="24"/>
+        </w:rPr>
       </w:pPr>
       <w:r>
+        <w:rPr>
+          <w:b/>
+          <w:bCs/>
+          <w:sz w:val="24"/>
+        </w:rPr>
         <w:t>Team:</w:t>
       </w:r>
+      <w:r>
+        <w:rPr>
+          <w:b/>
+          <w:bCs/>
+          <w:sz w:val="24"/>
+        </w:rPr>
+        <w:t xml:space="preserve"> TEAM </w:t>
+      </w:r>
+      <w:r>
+        <w:rPr>
+          <w:b/>
+          <w:bCs/>
+          <w:sz w:val="24"/>
+        </w:rPr>
+        <w:t xml:space="preserve">INVICTUS </w:t>
+      </w:r>
+    </w:p>
+    <w:p>
+      <w:pPr>
+        <w:spacing w:after="0" w:line="240" w:lineRule="auto"/>
+        <w:rPr>
+          <w:b/>
+          <w:bCs/>
+        </w:rPr>
+      </w:pPr>
     </w:p>
     <w:tbl>
       <w:tblPr>
         <w:tblStyle w:val="TableGrid"/>
-        <w:tblW w:w="10112" w:type="dxa"/>
-        <w:tblInd w:w="-227" w:type="dxa"/>
+        <w:tblW w:w="9888" w:type="dxa"/>
+        <w:tblInd w:w="-3" w:type="dxa"/>
         <w:tblCellMar>
-          <w:top w:w="0" w:type="dxa"/>
           <w:left w:w="68" w:type="dxa"/>
-          <w:bottom w:w="0" w:type="dxa"/>
           <w:right w:w="68" w:type="dxa"/>
         </w:tblCellMar>
         <w:tblLook w:val="04A0" w:firstRow="1" w:lastRow="0" w:firstColumn="1" w:lastColumn="0" w:noHBand="0" w:noVBand="1"/>
       </w:tblPr>
       <w:tblGrid>
-        <w:gridCol w:w="848"/>
-        <w:gridCol w:w="1146"/>
-        <w:gridCol w:w="728"/>
-        <w:gridCol w:w="3804"/>
-        <w:gridCol w:w="1327"/>
-        <w:gridCol w:w="1362"/>
-        <w:gridCol w:w="897"/>
+        <w:gridCol w:w="919"/>
+        <w:gridCol w:w="1130"/>
+        <w:gridCol w:w="813"/>
+        <w:gridCol w:w="3787"/>
+        <w:gridCol w:w="1240"/>
+        <w:gridCol w:w="960"/>
+        <w:gridCol w:w="1039"/>
       </w:tblGrid>
       <w:tr>
         <w:trPr>
@@ -79,34 +140,47 @@
         </w:trPr>
         <w:tc>
           <w:tcPr>
-            <w:tcW w:w="805" w:type="dxa"/>
-            <w:tcBorders>
-              <w:top w:val="single" w:sz="2" w:space="0" w:color="000000"/>
-              <w:left w:val="single" w:sz="2" w:space="0" w:color="000000"/>
-              <w:bottom w:val="single" w:sz="2" w:space="0" w:color="000000"/>
-              <w:right w:val="single" w:sz="2" w:space="0" w:color="000000"/>
-            </w:tcBorders>
-          </w:tcPr>
-          <w:p/>
-        </w:tc>
-        <w:tc>
-          <w:tcPr>
-            <w:tcW w:w="1129" w:type="dxa"/>
-            <w:tcBorders>
-              <w:top w:val="single" w:sz="2" w:space="0" w:color="000000"/>
-              <w:left w:val="single" w:sz="2" w:space="0" w:color="000000"/>
-              <w:bottom w:val="single" w:sz="2" w:space="0" w:color="000000"/>
-              <w:right w:val="single" w:sz="2" w:space="0" w:color="000000"/>
-            </w:tcBorders>
-          </w:tcPr>
-          <w:p>
-            <w:pPr>
-              <w:spacing w:after="0"/>
+            <w:tcW w:w="919" w:type="dxa"/>
+            <w:tcBorders>
+              <w:top w:val="single" w:sz="2" w:space="0" w:color="000000"/>
+              <w:left w:val="single" w:sz="2" w:space="0" w:color="000000"/>
+              <w:bottom w:val="single" w:sz="2" w:space="0" w:color="000000"/>
+              <w:right w:val="single" w:sz="2" w:space="0" w:color="000000"/>
+            </w:tcBorders>
+          </w:tcPr>
+          <w:p>
+            <w:pPr>
+              <w:spacing w:line="240" w:lineRule="auto"/>
+              <w:jc w:val="center"/>
+            </w:pPr>
+          </w:p>
+        </w:tc>
+        <w:tc>
+          <w:tcPr>
+            <w:tcW w:w="1130" w:type="dxa"/>
+            <w:tcBorders>
+              <w:top w:val="single" w:sz="2" w:space="0" w:color="000000"/>
+              <w:left w:val="single" w:sz="2" w:space="0" w:color="000000"/>
+              <w:bottom w:val="single" w:sz="2" w:space="0" w:color="000000"/>
+              <w:right w:val="single" w:sz="2" w:space="0" w:color="000000"/>
+            </w:tcBorders>
+          </w:tcPr>
+          <w:p>
+            <w:pPr>
+              <w:spacing w:line="240" w:lineRule="auto"/>
               <w:ind w:left="14"/>
-            </w:pPr>
-            <w:r>
-              <w:rPr>
-                <w:sz w:val="18"/>
+              <w:jc w:val="center"/>
+              <w:rPr>
+                <w:b/>
+                <w:bCs/>
+                <w:szCs w:val="22"/>
+              </w:rPr>
+            </w:pPr>
+            <w:r>
+              <w:rPr>
+                <w:b/>
+                <w:bCs/>
+                <w:szCs w:val="22"/>
               </w:rPr>
               <w:t>Name</w:t>
             </w:r>
@@ -114,7 +188,7 @@
         </w:tc>
         <w:tc>
           <w:tcPr>
-            <w:tcW w:w="718" w:type="dxa"/>
+            <w:tcW w:w="813" w:type="dxa"/>
             <w:tcBorders>
               <w:top w:val="single" w:sz="2" w:space="0" w:color="000000"/>
               <w:left w:val="single" w:sz="2" w:space="0" w:color="000000"/>
@@ -125,12 +199,20 @@
           </w:tcPr>
           <w:p>
             <w:pPr>
-              <w:spacing w:after="0"/>
+              <w:spacing w:line="240" w:lineRule="auto"/>
               <w:ind w:left="7" w:hanging="7"/>
-            </w:pPr>
-            <w:r>
-              <w:rPr>
-                <w:sz w:val="18"/>
+              <w:jc w:val="center"/>
+              <w:rPr>
+                <w:b/>
+                <w:bCs/>
+                <w:szCs w:val="22"/>
+              </w:rPr>
+            </w:pPr>
+            <w:r>
+              <w:rPr>
+                <w:b/>
+                <w:bCs/>
+                <w:szCs w:val="22"/>
               </w:rPr>
               <w:t>Gender (M/F)</w:t>
             </w:r>
@@ -138,22 +220,30 @@
         </w:tc>
         <w:tc>
           <w:tcPr>
-            <w:tcW w:w="3885" w:type="dxa"/>
-            <w:tcBorders>
-              <w:top w:val="single" w:sz="2" w:space="0" w:color="000000"/>
-              <w:left w:val="single" w:sz="2" w:space="0" w:color="000000"/>
-              <w:bottom w:val="single" w:sz="2" w:space="0" w:color="000000"/>
-              <w:right w:val="single" w:sz="2" w:space="0" w:color="000000"/>
-            </w:tcBorders>
-          </w:tcPr>
-          <w:p>
-            <w:pPr>
-              <w:spacing w:after="0"/>
+            <w:tcW w:w="3787" w:type="dxa"/>
+            <w:tcBorders>
+              <w:top w:val="single" w:sz="2" w:space="0" w:color="000000"/>
+              <w:left w:val="single" w:sz="2" w:space="0" w:color="000000"/>
+              <w:bottom w:val="single" w:sz="2" w:space="0" w:color="000000"/>
+              <w:right w:val="single" w:sz="2" w:space="0" w:color="000000"/>
+            </w:tcBorders>
+          </w:tcPr>
+          <w:p>
+            <w:pPr>
+              <w:spacing w:line="240" w:lineRule="auto"/>
               <w:ind w:left="9"/>
-            </w:pPr>
-            <w:r>
-              <w:rPr>
-                <w:sz w:val="18"/>
+              <w:jc w:val="center"/>
+              <w:rPr>
+                <w:b/>
+                <w:bCs/>
+                <w:szCs w:val="22"/>
+              </w:rPr>
+            </w:pPr>
+            <w:r>
+              <w:rPr>
+                <w:b/>
+                <w:bCs/>
+                <w:szCs w:val="22"/>
               </w:rPr>
               <w:t>Email id</w:t>
             </w:r>
@@ -161,22 +251,30 @@
         </w:tc>
         <w:tc>
           <w:tcPr>
-            <w:tcW w:w="1278" w:type="dxa"/>
-            <w:tcBorders>
-              <w:top w:val="single" w:sz="2" w:space="0" w:color="000000"/>
-              <w:left w:val="single" w:sz="2" w:space="0" w:color="000000"/>
-              <w:bottom w:val="single" w:sz="2" w:space="0" w:color="000000"/>
-              <w:right w:val="single" w:sz="2" w:space="0" w:color="000000"/>
-            </w:tcBorders>
-          </w:tcPr>
-          <w:p>
-            <w:pPr>
-              <w:spacing w:after="0"/>
+            <w:tcW w:w="1240" w:type="dxa"/>
+            <w:tcBorders>
+              <w:top w:val="single" w:sz="2" w:space="0" w:color="000000"/>
+              <w:left w:val="single" w:sz="2" w:space="0" w:color="000000"/>
+              <w:bottom w:val="single" w:sz="2" w:space="0" w:color="000000"/>
+              <w:right w:val="single" w:sz="2" w:space="0" w:color="000000"/>
+            </w:tcBorders>
+          </w:tcPr>
+          <w:p>
+            <w:pPr>
+              <w:spacing w:line="240" w:lineRule="auto"/>
               <w:ind w:left="7"/>
-            </w:pPr>
-            <w:r>
-              <w:rPr>
-                <w:sz w:val="18"/>
+              <w:jc w:val="center"/>
+              <w:rPr>
+                <w:b/>
+                <w:bCs/>
+                <w:szCs w:val="22"/>
+              </w:rPr>
+            </w:pPr>
+            <w:r>
+              <w:rPr>
+                <w:b/>
+                <w:bCs/>
+                <w:szCs w:val="22"/>
               </w:rPr>
               <w:t>Mobile No.</w:t>
             </w:r>
@@ -184,22 +282,30 @@
         </w:tc>
         <w:tc>
           <w:tcPr>
-            <w:tcW w:w="1351" w:type="dxa"/>
-            <w:tcBorders>
-              <w:top w:val="single" w:sz="2" w:space="0" w:color="000000"/>
-              <w:left w:val="single" w:sz="2" w:space="0" w:color="000000"/>
-              <w:bottom w:val="single" w:sz="2" w:space="0" w:color="000000"/>
-              <w:right w:val="single" w:sz="2" w:space="0" w:color="000000"/>
-            </w:tcBorders>
-          </w:tcPr>
-          <w:p>
-            <w:pPr>
-              <w:spacing w:after="0"/>
+            <w:tcW w:w="960" w:type="dxa"/>
+            <w:tcBorders>
+              <w:top w:val="single" w:sz="2" w:space="0" w:color="000000"/>
+              <w:left w:val="single" w:sz="2" w:space="0" w:color="000000"/>
+              <w:bottom w:val="single" w:sz="2" w:space="0" w:color="000000"/>
+              <w:right w:val="single" w:sz="2" w:space="0" w:color="000000"/>
+            </w:tcBorders>
+          </w:tcPr>
+          <w:p>
+            <w:pPr>
+              <w:spacing w:line="240" w:lineRule="auto"/>
               <w:ind w:left="7"/>
-            </w:pPr>
-            <w:r>
-              <w:rPr>
-                <w:sz w:val="18"/>
+              <w:jc w:val="center"/>
+              <w:rPr>
+                <w:b/>
+                <w:bCs/>
+                <w:szCs w:val="22"/>
+              </w:rPr>
+            </w:pPr>
+            <w:r>
+              <w:rPr>
+                <w:b/>
+                <w:bCs/>
+                <w:szCs w:val="22"/>
               </w:rPr>
               <w:t>Stream</w:t>
             </w:r>
@@ -207,22 +313,30 @@
         </w:tc>
         <w:tc>
           <w:tcPr>
-            <w:tcW w:w="945" w:type="dxa"/>
-            <w:tcBorders>
-              <w:top w:val="single" w:sz="2" w:space="0" w:color="000000"/>
-              <w:left w:val="single" w:sz="2" w:space="0" w:color="000000"/>
-              <w:bottom w:val="single" w:sz="2" w:space="0" w:color="000000"/>
-              <w:right w:val="single" w:sz="2" w:space="0" w:color="000000"/>
-            </w:tcBorders>
-          </w:tcPr>
-          <w:p>
-            <w:pPr>
-              <w:spacing w:after="0"/>
+            <w:tcW w:w="1039" w:type="dxa"/>
+            <w:tcBorders>
+              <w:top w:val="single" w:sz="2" w:space="0" w:color="000000"/>
+              <w:left w:val="single" w:sz="2" w:space="0" w:color="000000"/>
+              <w:bottom w:val="single" w:sz="2" w:space="0" w:color="000000"/>
+              <w:right w:val="single" w:sz="2" w:space="0" w:color="000000"/>
+            </w:tcBorders>
+          </w:tcPr>
+          <w:p>
+            <w:pPr>
+              <w:spacing w:line="240" w:lineRule="auto"/>
               <w:ind w:left="23" w:hanging="7"/>
-            </w:pPr>
-            <w:r>
-              <w:rPr>
-                <w:sz w:val="18"/>
+              <w:jc w:val="center"/>
+              <w:rPr>
+                <w:b/>
+                <w:bCs/>
+                <w:szCs w:val="22"/>
+              </w:rPr>
+            </w:pPr>
+            <w:r>
+              <w:rPr>
+                <w:b/>
+                <w:bCs/>
+                <w:szCs w:val="22"/>
               </w:rPr>
               <w:t>Academic Year</w:t>
             </w:r>
@@ -235,34 +349,46 @@
         </w:trPr>
         <w:tc>
           <w:tcPr>
-            <w:tcW w:w="805" w:type="dxa"/>
-            <w:tcBorders>
-              <w:top w:val="single" w:sz="2" w:space="0" w:color="000000"/>
-              <w:left w:val="single" w:sz="2" w:space="0" w:color="000000"/>
-              <w:bottom w:val="single" w:sz="2" w:space="0" w:color="000000"/>
-              <w:right w:val="single" w:sz="2" w:space="0" w:color="000000"/>
-            </w:tcBorders>
-          </w:tcPr>
-          <w:p>
-            <w:pPr>
-              <w:spacing w:after="0"/>
+            <w:tcW w:w="919" w:type="dxa"/>
+            <w:tcBorders>
+              <w:top w:val="single" w:sz="2" w:space="0" w:color="000000"/>
+              <w:left w:val="single" w:sz="2" w:space="0" w:color="000000"/>
+              <w:bottom w:val="single" w:sz="2" w:space="0" w:color="000000"/>
+              <w:right w:val="single" w:sz="2" w:space="0" w:color="000000"/>
+            </w:tcBorders>
+          </w:tcPr>
+          <w:p>
+            <w:pPr>
+              <w:spacing w:line="240" w:lineRule="auto"/>
               <w:ind w:left="16"/>
-            </w:pPr>
-            <w:r>
-              <w:rPr>
-                <w:sz w:val="18"/>
+              <w:jc w:val="center"/>
+              <w:rPr>
+                <w:sz w:val="20"/>
+                <w:szCs w:val="20"/>
+              </w:rPr>
+            </w:pPr>
+            <w:r>
+              <w:rPr>
+                <w:sz w:val="20"/>
+                <w:szCs w:val="20"/>
               </w:rPr>
               <w:t>Team</w:t>
             </w:r>
           </w:p>
           <w:p>
             <w:pPr>
-              <w:spacing w:after="0"/>
+              <w:spacing w:line="240" w:lineRule="auto"/>
               <w:ind w:left="37"/>
-            </w:pPr>
-            <w:r>
-              <w:rPr>
-                <w:sz w:val="18"/>
+              <w:jc w:val="center"/>
+              <w:rPr>
+                <w:sz w:val="20"/>
+                <w:szCs w:val="20"/>
+              </w:rPr>
+            </w:pPr>
+            <w:r>
+              <w:rPr>
+                <w:sz w:val="20"/>
+                <w:szCs w:val="20"/>
               </w:rPr>
               <w:t>Leader</w:t>
             </w:r>
@@ -270,46 +396,64 @@
         </w:tc>
         <w:tc>
           <w:tcPr>
-            <w:tcW w:w="1129" w:type="dxa"/>
-            <w:tcBorders>
-              <w:top w:val="single" w:sz="2" w:space="0" w:color="000000"/>
-              <w:left w:val="single" w:sz="2" w:space="0" w:color="000000"/>
-              <w:bottom w:val="single" w:sz="2" w:space="0" w:color="000000"/>
-              <w:right w:val="single" w:sz="2" w:space="0" w:color="000000"/>
-            </w:tcBorders>
-          </w:tcPr>
-          <w:p>
-            <w:pPr>
-              <w:spacing w:after="0"/>
+            <w:tcW w:w="1130" w:type="dxa"/>
+            <w:tcBorders>
+              <w:top w:val="single" w:sz="2" w:space="0" w:color="000000"/>
+              <w:left w:val="single" w:sz="2" w:space="0" w:color="000000"/>
+              <w:bottom w:val="single" w:sz="2" w:space="0" w:color="000000"/>
+              <w:right w:val="single" w:sz="2" w:space="0" w:color="000000"/>
+            </w:tcBorders>
+          </w:tcPr>
+          <w:p>
+            <w:pPr>
+              <w:spacing w:line="240" w:lineRule="auto"/>
               <w:ind w:left="14"/>
-            </w:pPr>
-            <w:r>
-              <w:rPr>
-                <w:sz w:val="18"/>
+              <w:jc w:val="center"/>
+              <w:rPr>
+                <w:sz w:val="20"/>
+                <w:szCs w:val="20"/>
+              </w:rPr>
+            </w:pPr>
+            <w:r>
+              <w:rPr>
+                <w:sz w:val="20"/>
+                <w:szCs w:val="20"/>
               </w:rPr>
               <w:t>Viswanadha</w:t>
             </w:r>
           </w:p>
           <w:p>
             <w:pPr>
-              <w:spacing w:after="0"/>
+              <w:spacing w:line="240" w:lineRule="auto"/>
               <w:ind w:left="34"/>
-            </w:pPr>
-            <w:r>
-              <w:rPr>
-                <w:sz w:val="18"/>
+              <w:jc w:val="center"/>
+              <w:rPr>
+                <w:sz w:val="20"/>
+                <w:szCs w:val="20"/>
+              </w:rPr>
+            </w:pPr>
+            <w:r>
+              <w:rPr>
+                <w:sz w:val="20"/>
+                <w:szCs w:val="20"/>
               </w:rPr>
               <w:t>Neha</w:t>
             </w:r>
           </w:p>
           <w:p>
             <w:pPr>
-              <w:spacing w:after="0"/>
+              <w:spacing w:line="240" w:lineRule="auto"/>
               <w:ind w:left="34"/>
-            </w:pPr>
-            <w:r>
-              <w:rPr>
-                <w:sz w:val="18"/>
+              <w:jc w:val="center"/>
+              <w:rPr>
+                <w:sz w:val="20"/>
+                <w:szCs w:val="20"/>
+              </w:rPr>
+            </w:pPr>
+            <w:r>
+              <w:rPr>
+                <w:sz w:val="20"/>
+                <w:szCs w:val="20"/>
               </w:rPr>
               <w:t>Deepthi</w:t>
             </w:r>
@@ -317,125 +461,160 @@
         </w:tc>
         <w:tc>
           <w:tcPr>
-            <w:tcW w:w="718" w:type="dxa"/>
-            <w:tcBorders>
-              <w:top w:val="single" w:sz="2" w:space="0" w:color="000000"/>
-              <w:left w:val="single" w:sz="2" w:space="0" w:color="000000"/>
-              <w:bottom w:val="single" w:sz="2" w:space="0" w:color="000000"/>
-              <w:right w:val="single" w:sz="2" w:space="0" w:color="000000"/>
-            </w:tcBorders>
-          </w:tcPr>
-          <w:p>
-            <w:pPr>
-              <w:spacing w:after="0"/>
+            <w:tcW w:w="813" w:type="dxa"/>
+            <w:tcBorders>
+              <w:top w:val="single" w:sz="2" w:space="0" w:color="000000"/>
+              <w:left w:val="single" w:sz="2" w:space="0" w:color="000000"/>
+              <w:bottom w:val="single" w:sz="2" w:space="0" w:color="000000"/>
+              <w:right w:val="single" w:sz="2" w:space="0" w:color="000000"/>
+            </w:tcBorders>
+          </w:tcPr>
+          <w:p>
+            <w:pPr>
+              <w:spacing w:line="240" w:lineRule="auto"/>
               <w:ind w:left="14"/>
-            </w:pPr>
-            <w:r>
-              <w:rPr>
-                <w:sz w:val="18"/>
-              </w:rPr>
-              <w:t>Female</w:t>
-            </w:r>
-          </w:p>
-        </w:tc>
-        <w:tc>
-          <w:tcPr>
-            <w:tcW w:w="3885" w:type="dxa"/>
-            <w:tcBorders>
-              <w:top w:val="single" w:sz="2" w:space="0" w:color="000000"/>
-              <w:left w:val="single" w:sz="2" w:space="0" w:color="000000"/>
-              <w:bottom w:val="single" w:sz="2" w:space="0" w:color="000000"/>
-              <w:right w:val="single" w:sz="2" w:space="0" w:color="000000"/>
-            </w:tcBorders>
-          </w:tcPr>
-          <w:p>
-            <w:pPr>
-              <w:spacing w:after="0"/>
+              <w:jc w:val="center"/>
+              <w:rPr>
+                <w:sz w:val="20"/>
+                <w:szCs w:val="20"/>
+              </w:rPr>
+            </w:pPr>
+            <w:r>
+              <w:rPr>
+                <w:sz w:val="20"/>
+                <w:szCs w:val="20"/>
+              </w:rPr>
+              <w:t>F</w:t>
+            </w:r>
+          </w:p>
+        </w:tc>
+        <w:tc>
+          <w:tcPr>
+            <w:tcW w:w="3787" w:type="dxa"/>
+            <w:tcBorders>
+              <w:top w:val="single" w:sz="2" w:space="0" w:color="000000"/>
+              <w:left w:val="single" w:sz="2" w:space="0" w:color="000000"/>
+              <w:bottom w:val="single" w:sz="2" w:space="0" w:color="000000"/>
+              <w:right w:val="single" w:sz="2" w:space="0" w:color="000000"/>
+            </w:tcBorders>
+          </w:tcPr>
+          <w:p>
+            <w:pPr>
+              <w:spacing w:line="240" w:lineRule="auto"/>
               <w:ind w:left="23"/>
-            </w:pPr>
-            <w:r>
-              <w:rPr>
-                <w:sz w:val="20"/>
-              </w:rPr>
-              <w:t>cb.en.u4cce24061@cb.students.amrita.edu</w:t>
-            </w:r>
-          </w:p>
-        </w:tc>
-        <w:tc>
-          <w:tcPr>
-            <w:tcW w:w="1278" w:type="dxa"/>
-            <w:tcBorders>
-              <w:top w:val="single" w:sz="2" w:space="0" w:color="000000"/>
-              <w:left w:val="single" w:sz="2" w:space="0" w:color="000000"/>
-              <w:bottom w:val="single" w:sz="2" w:space="0" w:color="000000"/>
-              <w:right w:val="single" w:sz="2" w:space="0" w:color="000000"/>
-            </w:tcBorders>
-          </w:tcPr>
-          <w:p>
-            <w:pPr>
-              <w:spacing w:after="0"/>
+              <w:jc w:val="center"/>
+              <w:rPr>
+                <w:sz w:val="20"/>
+                <w:szCs w:val="20"/>
+              </w:rPr>
+            </w:pPr>
+            <w:hyperlink r:id="rId4" w:history="1">
+              <w:r>
+                <w:rPr>
+                  <w:rStyle w:val="Hyperlink"/>
+                  <w:sz w:val="20"/>
+                  <w:szCs w:val="20"/>
+                </w:rPr>
+                <w:t>cb.en.u4cce24061@cb.students.amrita.edu</w:t>
+              </w:r>
+            </w:hyperlink>
+          </w:p>
+          <w:p>
+            <w:pPr>
+              <w:spacing w:line="240" w:lineRule="auto"/>
+              <w:ind w:left="23"/>
+              <w:jc w:val="center"/>
+              <w:rPr>
+                <w:sz w:val="20"/>
+                <w:szCs w:val="20"/>
+              </w:rPr>
+            </w:pPr>
+          </w:p>
+        </w:tc>
+        <w:tc>
+          <w:tcPr>
+            <w:tcW w:w="1240" w:type="dxa"/>
+            <w:tcBorders>
+              <w:top w:val="single" w:sz="2" w:space="0" w:color="000000"/>
+              <w:left w:val="single" w:sz="2" w:space="0" w:color="000000"/>
+              <w:bottom w:val="single" w:sz="2" w:space="0" w:color="000000"/>
+              <w:right w:val="single" w:sz="2" w:space="0" w:color="000000"/>
+            </w:tcBorders>
+          </w:tcPr>
+          <w:p>
+            <w:pPr>
+              <w:spacing w:line="240" w:lineRule="auto"/>
               <w:ind w:left="14"/>
-            </w:pPr>
-            <w:r>
+              <w:jc w:val="center"/>
+              <w:rPr>
+                <w:sz w:val="20"/>
+                <w:szCs w:val="20"/>
+              </w:rPr>
+            </w:pPr>
+            <w:r>
+              <w:rPr>
+                <w:sz w:val="20"/>
+                <w:szCs w:val="20"/>
+              </w:rPr>
               <w:t>6281429814</w:t>
             </w:r>
           </w:p>
         </w:tc>
         <w:tc>
           <w:tcPr>
-            <w:tcW w:w="1351" w:type="dxa"/>
-            <w:tcBorders>
-              <w:top w:val="single" w:sz="2" w:space="0" w:color="000000"/>
-              <w:left w:val="single" w:sz="2" w:space="0" w:color="000000"/>
-              <w:bottom w:val="single" w:sz="2" w:space="0" w:color="000000"/>
-              <w:right w:val="single" w:sz="2" w:space="0" w:color="000000"/>
-            </w:tcBorders>
-          </w:tcPr>
-          <w:p>
-            <w:pPr>
-              <w:spacing w:after="0"/>
-              <w:ind w:left="14"/>
-            </w:pPr>
-            <w:r>
-              <w:rPr>
-                <w:sz w:val="18"/>
-              </w:rPr>
-              <w:t>Computer and</w:t>
-            </w:r>
-          </w:p>
-          <w:p>
-            <w:pPr>
-              <w:spacing w:after="0"/>
+            <w:tcW w:w="960" w:type="dxa"/>
+            <w:tcBorders>
+              <w:top w:val="single" w:sz="2" w:space="0" w:color="000000"/>
+              <w:left w:val="single" w:sz="2" w:space="0" w:color="000000"/>
+              <w:bottom w:val="single" w:sz="2" w:space="0" w:color="000000"/>
+              <w:right w:val="single" w:sz="2" w:space="0" w:color="000000"/>
+            </w:tcBorders>
+          </w:tcPr>
+          <w:p>
+            <w:pPr>
+              <w:spacing w:line="240" w:lineRule="auto"/>
               <w:ind w:left="21" w:hanging="7"/>
-            </w:pPr>
-            <w:r>
-              <w:rPr>
-                <w:sz w:val="18"/>
-              </w:rPr>
-              <w:t>Communication Engineering (CCE)</w:t>
-            </w:r>
-          </w:p>
-        </w:tc>
-        <w:tc>
-          <w:tcPr>
-            <w:tcW w:w="945" w:type="dxa"/>
-            <w:tcBorders>
-              <w:top w:val="single" w:sz="2" w:space="0" w:color="000000"/>
-              <w:left w:val="single" w:sz="2" w:space="0" w:color="000000"/>
-              <w:bottom w:val="single" w:sz="2" w:space="0" w:color="000000"/>
-              <w:right w:val="single" w:sz="2" w:space="0" w:color="000000"/>
-            </w:tcBorders>
-          </w:tcPr>
-          <w:p>
-            <w:pPr>
-              <w:spacing w:after="0"/>
+              <w:jc w:val="center"/>
+              <w:rPr>
+                <w:sz w:val="20"/>
+                <w:szCs w:val="20"/>
+              </w:rPr>
+            </w:pPr>
+            <w:r>
+              <w:rPr>
+                <w:sz w:val="20"/>
+                <w:szCs w:val="20"/>
+              </w:rPr>
+              <w:t>CCE</w:t>
+            </w:r>
+          </w:p>
+        </w:tc>
+        <w:tc>
+          <w:tcPr>
+            <w:tcW w:w="1039" w:type="dxa"/>
+            <w:tcBorders>
+              <w:top w:val="single" w:sz="2" w:space="0" w:color="000000"/>
+              <w:left w:val="single" w:sz="2" w:space="0" w:color="000000"/>
+              <w:bottom w:val="single" w:sz="2" w:space="0" w:color="000000"/>
+              <w:right w:val="single" w:sz="2" w:space="0" w:color="000000"/>
+            </w:tcBorders>
+          </w:tcPr>
+          <w:p>
+            <w:pPr>
+              <w:spacing w:line="240" w:lineRule="auto"/>
               <w:ind w:left="23"/>
-            </w:pPr>
-            <w:r>
-              <w:rPr>
-                <w:sz w:val="18"/>
-              </w:rPr>
-              <w:t>3rd Year</w:t>
+              <w:jc w:val="center"/>
+              <w:rPr>
+                <w:sz w:val="20"/>
+                <w:szCs w:val="20"/>
+              </w:rPr>
+            </w:pPr>
+            <w:r>
+              <w:rPr>
+                <w:sz w:val="20"/>
+                <w:szCs w:val="20"/>
+              </w:rPr>
+              <w:t>III</w:t>
             </w:r>
           </w:p>
         </w:tc>
@@ -446,34 +625,46 @@
         </w:trPr>
         <w:tc>
           <w:tcPr>
-            <w:tcW w:w="805" w:type="dxa"/>
-            <w:tcBorders>
-              <w:top w:val="single" w:sz="2" w:space="0" w:color="000000"/>
-              <w:left w:val="single" w:sz="2" w:space="0" w:color="000000"/>
-              <w:bottom w:val="single" w:sz="2" w:space="0" w:color="000000"/>
-              <w:right w:val="single" w:sz="2" w:space="0" w:color="000000"/>
-            </w:tcBorders>
-          </w:tcPr>
-          <w:p>
-            <w:pPr>
-              <w:spacing w:after="0"/>
+            <w:tcW w:w="919" w:type="dxa"/>
+            <w:tcBorders>
+              <w:top w:val="single" w:sz="2" w:space="0" w:color="000000"/>
+              <w:left w:val="single" w:sz="2" w:space="0" w:color="000000"/>
+              <w:bottom w:val="single" w:sz="2" w:space="0" w:color="000000"/>
+              <w:right w:val="single" w:sz="2" w:space="0" w:color="000000"/>
+            </w:tcBorders>
+          </w:tcPr>
+          <w:p>
+            <w:pPr>
+              <w:spacing w:line="240" w:lineRule="auto"/>
               <w:ind w:left="37"/>
-            </w:pPr>
-            <w:r>
-              <w:rPr>
-                <w:sz w:val="18"/>
+              <w:jc w:val="center"/>
+              <w:rPr>
+                <w:sz w:val="20"/>
+                <w:szCs w:val="20"/>
+              </w:rPr>
+            </w:pPr>
+            <w:r>
+              <w:rPr>
+                <w:sz w:val="20"/>
+                <w:szCs w:val="20"/>
               </w:rPr>
               <w:t>Team</w:t>
             </w:r>
           </w:p>
           <w:p>
             <w:pPr>
-              <w:spacing w:after="0"/>
+              <w:spacing w:line="240" w:lineRule="auto"/>
               <w:ind w:left="43"/>
-            </w:pPr>
-            <w:r>
-              <w:rPr>
-                <w:sz w:val="18"/>
+              <w:jc w:val="center"/>
+              <w:rPr>
+                <w:sz w:val="20"/>
+                <w:szCs w:val="20"/>
+              </w:rPr>
+            </w:pPr>
+            <w:r>
+              <w:rPr>
+                <w:sz w:val="20"/>
+                <w:szCs w:val="20"/>
               </w:rPr>
               <w:t>Member</w:t>
             </w:r>
@@ -481,142 +672,207 @@
         </w:tc>
         <w:tc>
           <w:tcPr>
-            <w:tcW w:w="1129" w:type="dxa"/>
-            <w:tcBorders>
-              <w:top w:val="single" w:sz="2" w:space="0" w:color="000000"/>
-              <w:left w:val="single" w:sz="2" w:space="0" w:color="000000"/>
-              <w:bottom w:val="single" w:sz="2" w:space="0" w:color="000000"/>
-              <w:right w:val="single" w:sz="2" w:space="0" w:color="000000"/>
-            </w:tcBorders>
-          </w:tcPr>
-          <w:p>
-            <w:pPr>
-              <w:spacing w:after="0"/>
+            <w:tcW w:w="1130" w:type="dxa"/>
+            <w:tcBorders>
+              <w:top w:val="single" w:sz="2" w:space="0" w:color="000000"/>
+              <w:left w:val="single" w:sz="2" w:space="0" w:color="000000"/>
+              <w:bottom w:val="single" w:sz="2" w:space="0" w:color="000000"/>
+              <w:right w:val="single" w:sz="2" w:space="0" w:color="000000"/>
+            </w:tcBorders>
+          </w:tcPr>
+          <w:p>
+            <w:pPr>
+              <w:spacing w:line="240" w:lineRule="auto"/>
               <w:ind w:left="41"/>
-            </w:pPr>
-            <w:r>
+              <w:jc w:val="center"/>
+              <w:rPr>
+                <w:sz w:val="20"/>
+                <w:szCs w:val="20"/>
+              </w:rPr>
+            </w:pPr>
+            <w:r>
+              <w:rPr>
+                <w:sz w:val="20"/>
+                <w:szCs w:val="20"/>
+              </w:rPr>
               <w:t>Kowtarapu</w:t>
             </w:r>
           </w:p>
           <w:p>
             <w:pPr>
-              <w:spacing w:after="0"/>
+              <w:spacing w:line="240" w:lineRule="auto"/>
               <w:ind w:left="48"/>
-            </w:pPr>
-            <w:r>
+              <w:jc w:val="center"/>
+              <w:rPr>
+                <w:sz w:val="20"/>
+                <w:szCs w:val="20"/>
+              </w:rPr>
+            </w:pPr>
+            <w:r>
+              <w:rPr>
+                <w:sz w:val="20"/>
+                <w:szCs w:val="20"/>
+              </w:rPr>
               <w:t>Likhita</w:t>
             </w:r>
           </w:p>
         </w:tc>
         <w:tc>
           <w:tcPr>
-            <w:tcW w:w="718" w:type="dxa"/>
-            <w:tcBorders>
-              <w:top w:val="single" w:sz="2" w:space="0" w:color="000000"/>
-              <w:left w:val="single" w:sz="2" w:space="0" w:color="000000"/>
-              <w:bottom w:val="single" w:sz="2" w:space="0" w:color="000000"/>
-              <w:right w:val="single" w:sz="2" w:space="0" w:color="000000"/>
-            </w:tcBorders>
-          </w:tcPr>
-          <w:p>
-            <w:pPr>
-              <w:spacing w:after="0"/>
+            <w:tcW w:w="813" w:type="dxa"/>
+            <w:tcBorders>
+              <w:top w:val="single" w:sz="2" w:space="0" w:color="000000"/>
+              <w:left w:val="single" w:sz="2" w:space="0" w:color="000000"/>
+              <w:bottom w:val="single" w:sz="2" w:space="0" w:color="000000"/>
+              <w:right w:val="single" w:sz="2" w:space="0" w:color="000000"/>
+            </w:tcBorders>
+          </w:tcPr>
+          <w:p>
+            <w:pPr>
+              <w:spacing w:line="240" w:lineRule="auto"/>
               <w:ind w:left="27"/>
-            </w:pPr>
-            <w:r>
-              <w:rPr>
-                <w:sz w:val="18"/>
-              </w:rPr>
-              <w:t>Female</w:t>
-            </w:r>
-          </w:p>
-        </w:tc>
-        <w:tc>
-          <w:tcPr>
-            <w:tcW w:w="3885" w:type="dxa"/>
-            <w:tcBorders>
-              <w:top w:val="single" w:sz="2" w:space="0" w:color="000000"/>
-              <w:left w:val="single" w:sz="2" w:space="0" w:color="000000"/>
-              <w:bottom w:val="single" w:sz="2" w:space="0" w:color="000000"/>
-              <w:right w:val="single" w:sz="2" w:space="0" w:color="000000"/>
-            </w:tcBorders>
-          </w:tcPr>
-          <w:p>
-            <w:pPr>
-              <w:spacing w:after="0"/>
+              <w:jc w:val="center"/>
+              <w:rPr>
+                <w:sz w:val="20"/>
+                <w:szCs w:val="20"/>
+              </w:rPr>
+            </w:pPr>
+            <w:r>
+              <w:rPr>
+                <w:sz w:val="20"/>
+                <w:szCs w:val="20"/>
+              </w:rPr>
+              <w:t>F</w:t>
+            </w:r>
+          </w:p>
+        </w:tc>
+        <w:tc>
+          <w:tcPr>
+            <w:tcW w:w="3787" w:type="dxa"/>
+            <w:tcBorders>
+              <w:top w:val="single" w:sz="2" w:space="0" w:color="000000"/>
+              <w:left w:val="single" w:sz="2" w:space="0" w:color="000000"/>
+              <w:bottom w:val="single" w:sz="2" w:space="0" w:color="000000"/>
+              <w:right w:val="single" w:sz="2" w:space="0" w:color="000000"/>
+            </w:tcBorders>
+          </w:tcPr>
+          <w:p>
+            <w:pPr>
+              <w:spacing w:line="240" w:lineRule="auto"/>
               <w:ind w:left="30"/>
-            </w:pPr>
-            <w:r>
-              <w:rPr>
-                <w:sz w:val="20"/>
-              </w:rPr>
-              <w:t>cb.ai.u4aid24126@cb.students.amrita.edu</w:t>
-            </w:r>
-          </w:p>
-        </w:tc>
-        <w:tc>
-          <w:tcPr>
-            <w:tcW w:w="1278" w:type="dxa"/>
-            <w:tcBorders>
-              <w:top w:val="single" w:sz="2" w:space="0" w:color="000000"/>
-              <w:left w:val="single" w:sz="2" w:space="0" w:color="000000"/>
-              <w:bottom w:val="single" w:sz="2" w:space="0" w:color="000000"/>
-              <w:right w:val="single" w:sz="2" w:space="0" w:color="000000"/>
-            </w:tcBorders>
-          </w:tcPr>
-          <w:p>
-            <w:pPr>
-              <w:spacing w:after="0"/>
+              <w:jc w:val="center"/>
+              <w:rPr>
+                <w:sz w:val="20"/>
+                <w:szCs w:val="20"/>
+              </w:rPr>
+            </w:pPr>
+            <w:hyperlink r:id="rId5" w:history="1">
+              <w:r>
+                <w:rPr>
+                  <w:rStyle w:val="Hyperlink"/>
+                  <w:sz w:val="20"/>
+                  <w:szCs w:val="20"/>
+                </w:rPr>
+                <w:t>cb.ai.u4aid24126@cb.students.amrita.edu</w:t>
+              </w:r>
+            </w:hyperlink>
+          </w:p>
+          <w:p>
+            <w:pPr>
+              <w:spacing w:line="240" w:lineRule="auto"/>
+              <w:ind w:left="30"/>
+              <w:jc w:val="center"/>
+              <w:rPr>
+                <w:sz w:val="20"/>
+                <w:szCs w:val="20"/>
+              </w:rPr>
+            </w:pPr>
+          </w:p>
+        </w:tc>
+        <w:tc>
+          <w:tcPr>
+            <w:tcW w:w="1240" w:type="dxa"/>
+            <w:tcBorders>
+              <w:top w:val="single" w:sz="2" w:space="0" w:color="000000"/>
+              <w:left w:val="single" w:sz="2" w:space="0" w:color="000000"/>
+              <w:bottom w:val="single" w:sz="2" w:space="0" w:color="000000"/>
+              <w:right w:val="single" w:sz="2" w:space="0" w:color="000000"/>
+            </w:tcBorders>
+          </w:tcPr>
+          <w:p>
+            <w:pPr>
+              <w:spacing w:line="240" w:lineRule="auto"/>
               <w:ind w:left="27"/>
-            </w:pPr>
-            <w:r>
+              <w:jc w:val="center"/>
+              <w:rPr>
+                <w:sz w:val="20"/>
+                <w:szCs w:val="20"/>
+              </w:rPr>
+            </w:pPr>
+            <w:r>
+              <w:rPr>
+                <w:sz w:val="20"/>
+                <w:szCs w:val="20"/>
+              </w:rPr>
               <w:t>7075497955</w:t>
             </w:r>
           </w:p>
         </w:tc>
         <w:tc>
           <w:tcPr>
-            <w:tcW w:w="1351" w:type="dxa"/>
-            <w:tcBorders>
-              <w:top w:val="single" w:sz="2" w:space="0" w:color="000000"/>
-              <w:left w:val="single" w:sz="2" w:space="0" w:color="000000"/>
-              <w:bottom w:val="single" w:sz="2" w:space="0" w:color="000000"/>
-              <w:right w:val="single" w:sz="2" w:space="0" w:color="000000"/>
-            </w:tcBorders>
-          </w:tcPr>
-          <w:p>
-            <w:pPr>
-              <w:spacing w:after="0"/>
+            <w:tcW w:w="960" w:type="dxa"/>
+            <w:tcBorders>
+              <w:top w:val="single" w:sz="2" w:space="0" w:color="000000"/>
+              <w:left w:val="single" w:sz="2" w:space="0" w:color="000000"/>
+              <w:bottom w:val="single" w:sz="2" w:space="0" w:color="000000"/>
+              <w:right w:val="single" w:sz="2" w:space="0" w:color="000000"/>
+            </w:tcBorders>
+          </w:tcPr>
+          <w:p>
+            <w:pPr>
+              <w:spacing w:line="240" w:lineRule="auto"/>
               <w:ind w:left="27" w:right="106" w:hanging="7"/>
-            </w:pPr>
-            <w:r>
-              <w:rPr>
-                <w:sz w:val="18"/>
-              </w:rPr>
-              <w:t>Artificial Intelligence and Data Science (AID)</w:t>
-            </w:r>
-          </w:p>
-        </w:tc>
-        <w:tc>
-          <w:tcPr>
-            <w:tcW w:w="945" w:type="dxa"/>
-            <w:tcBorders>
-              <w:top w:val="single" w:sz="2" w:space="0" w:color="000000"/>
-              <w:left w:val="single" w:sz="2" w:space="0" w:color="000000"/>
-              <w:bottom w:val="single" w:sz="2" w:space="0" w:color="000000"/>
-              <w:right w:val="single" w:sz="2" w:space="0" w:color="000000"/>
-            </w:tcBorders>
-          </w:tcPr>
-          <w:p>
-            <w:pPr>
-              <w:spacing w:after="0"/>
+              <w:jc w:val="center"/>
+              <w:rPr>
+                <w:sz w:val="20"/>
+                <w:szCs w:val="20"/>
+              </w:rPr>
+            </w:pPr>
+            <w:r>
+              <w:rPr>
+                <w:sz w:val="20"/>
+                <w:szCs w:val="20"/>
+              </w:rPr>
+              <w:t>AID</w:t>
+            </w:r>
+          </w:p>
+        </w:tc>
+        <w:tc>
+          <w:tcPr>
+            <w:tcW w:w="1039" w:type="dxa"/>
+            <w:tcBorders>
+              <w:top w:val="single" w:sz="2" w:space="0" w:color="000000"/>
+              <w:left w:val="single" w:sz="2" w:space="0" w:color="000000"/>
+              <w:bottom w:val="single" w:sz="2" w:space="0" w:color="000000"/>
+              <w:right w:val="single" w:sz="2" w:space="0" w:color="000000"/>
+            </w:tcBorders>
+          </w:tcPr>
+          <w:p>
+            <w:pPr>
+              <w:spacing w:line="240" w:lineRule="auto"/>
               <w:ind w:left="37"/>
-            </w:pPr>
-            <w:r>
-              <w:rPr>
-                <w:sz w:val="18"/>
-              </w:rPr>
-              <w:t>3rd Year</w:t>
+              <w:jc w:val="center"/>
+              <w:rPr>
+                <w:sz w:val="20"/>
+                <w:szCs w:val="20"/>
+              </w:rPr>
+            </w:pPr>
+            <w:r>
+              <w:rPr>
+                <w:sz w:val="20"/>
+                <w:szCs w:val="20"/>
+              </w:rPr>
+              <w:t>III</w:t>
             </w:r>
           </w:p>
         </w:tc>
@@ -627,34 +883,46 @@
         </w:trPr>
         <w:tc>
           <w:tcPr>
-            <w:tcW w:w="805" w:type="dxa"/>
-            <w:tcBorders>
-              <w:top w:val="single" w:sz="2" w:space="0" w:color="000000"/>
-              <w:left w:val="single" w:sz="2" w:space="0" w:color="000000"/>
-              <w:bottom w:val="single" w:sz="2" w:space="0" w:color="000000"/>
-              <w:right w:val="single" w:sz="2" w:space="0" w:color="000000"/>
-            </w:tcBorders>
-          </w:tcPr>
-          <w:p>
-            <w:pPr>
-              <w:spacing w:after="0"/>
+            <w:tcW w:w="919" w:type="dxa"/>
+            <w:tcBorders>
+              <w:top w:val="single" w:sz="2" w:space="0" w:color="000000"/>
+              <w:left w:val="single" w:sz="2" w:space="0" w:color="000000"/>
+              <w:bottom w:val="single" w:sz="2" w:space="0" w:color="000000"/>
+              <w:right w:val="single" w:sz="2" w:space="0" w:color="000000"/>
+            </w:tcBorders>
+          </w:tcPr>
+          <w:p>
+            <w:pPr>
+              <w:spacing w:line="240" w:lineRule="auto"/>
               <w:ind w:left="43"/>
-            </w:pPr>
-            <w:r>
-              <w:rPr>
-                <w:sz w:val="18"/>
+              <w:jc w:val="center"/>
+              <w:rPr>
+                <w:sz w:val="20"/>
+                <w:szCs w:val="20"/>
+              </w:rPr>
+            </w:pPr>
+            <w:r>
+              <w:rPr>
+                <w:sz w:val="20"/>
+                <w:szCs w:val="20"/>
               </w:rPr>
               <w:t>Team</w:t>
             </w:r>
           </w:p>
           <w:p>
             <w:pPr>
-              <w:spacing w:after="0"/>
+              <w:spacing w:line="240" w:lineRule="auto"/>
               <w:ind w:left="57"/>
-            </w:pPr>
-            <w:r>
-              <w:rPr>
-                <w:sz w:val="18"/>
+              <w:jc w:val="center"/>
+              <w:rPr>
+                <w:sz w:val="20"/>
+                <w:szCs w:val="20"/>
+              </w:rPr>
+            </w:pPr>
+            <w:r>
+              <w:rPr>
+                <w:sz w:val="20"/>
+                <w:szCs w:val="20"/>
               </w:rPr>
               <w:t>Member</w:t>
             </w:r>
@@ -662,142 +930,207 @@
         </w:tc>
         <w:tc>
           <w:tcPr>
-            <w:tcW w:w="1129" w:type="dxa"/>
-            <w:tcBorders>
-              <w:top w:val="single" w:sz="2" w:space="0" w:color="000000"/>
-              <w:left w:val="single" w:sz="2" w:space="0" w:color="000000"/>
-              <w:bottom w:val="single" w:sz="2" w:space="0" w:color="000000"/>
-              <w:right w:val="single" w:sz="2" w:space="0" w:color="000000"/>
-            </w:tcBorders>
-          </w:tcPr>
-          <w:p>
-            <w:pPr>
-              <w:spacing w:after="0"/>
+            <w:tcW w:w="1130" w:type="dxa"/>
+            <w:tcBorders>
+              <w:top w:val="single" w:sz="2" w:space="0" w:color="000000"/>
+              <w:left w:val="single" w:sz="2" w:space="0" w:color="000000"/>
+              <w:bottom w:val="single" w:sz="2" w:space="0" w:color="000000"/>
+              <w:right w:val="single" w:sz="2" w:space="0" w:color="000000"/>
+            </w:tcBorders>
+          </w:tcPr>
+          <w:p>
+            <w:pPr>
+              <w:spacing w:line="240" w:lineRule="auto"/>
               <w:ind w:left="48"/>
-            </w:pPr>
-            <w:r>
+              <w:jc w:val="center"/>
+              <w:rPr>
+                <w:sz w:val="20"/>
+                <w:szCs w:val="20"/>
+              </w:rPr>
+            </w:pPr>
+            <w:r>
+              <w:rPr>
+                <w:sz w:val="20"/>
+                <w:szCs w:val="20"/>
+              </w:rPr>
               <w:t>Chitta</w:t>
             </w:r>
           </w:p>
           <w:p>
             <w:pPr>
-              <w:spacing w:after="0"/>
+              <w:spacing w:line="240" w:lineRule="auto"/>
               <w:ind w:left="54"/>
-            </w:pPr>
-            <w:r>
+              <w:jc w:val="center"/>
+              <w:rPr>
+                <w:sz w:val="20"/>
+                <w:szCs w:val="20"/>
+              </w:rPr>
+            </w:pPr>
+            <w:r>
+              <w:rPr>
+                <w:sz w:val="20"/>
+                <w:szCs w:val="20"/>
+              </w:rPr>
               <w:t>Manasa</w:t>
             </w:r>
           </w:p>
         </w:tc>
         <w:tc>
           <w:tcPr>
-            <w:tcW w:w="718" w:type="dxa"/>
-            <w:tcBorders>
-              <w:top w:val="single" w:sz="2" w:space="0" w:color="000000"/>
-              <w:left w:val="single" w:sz="2" w:space="0" w:color="000000"/>
-              <w:bottom w:val="single" w:sz="2" w:space="0" w:color="000000"/>
-              <w:right w:val="single" w:sz="2" w:space="0" w:color="000000"/>
-            </w:tcBorders>
-          </w:tcPr>
-          <w:p>
-            <w:pPr>
-              <w:spacing w:after="0"/>
+            <w:tcW w:w="813" w:type="dxa"/>
+            <w:tcBorders>
+              <w:top w:val="single" w:sz="2" w:space="0" w:color="000000"/>
+              <w:left w:val="single" w:sz="2" w:space="0" w:color="000000"/>
+              <w:bottom w:val="single" w:sz="2" w:space="0" w:color="000000"/>
+              <w:right w:val="single" w:sz="2" w:space="0" w:color="000000"/>
+            </w:tcBorders>
+          </w:tcPr>
+          <w:p>
+            <w:pPr>
+              <w:spacing w:line="240" w:lineRule="auto"/>
               <w:ind w:left="48"/>
-            </w:pPr>
-            <w:r>
-              <w:rPr>
-                <w:sz w:val="18"/>
-              </w:rPr>
-              <w:t>Female</w:t>
-            </w:r>
-          </w:p>
-        </w:tc>
-        <w:tc>
-          <w:tcPr>
-            <w:tcW w:w="3885" w:type="dxa"/>
-            <w:tcBorders>
-              <w:top w:val="single" w:sz="2" w:space="0" w:color="000000"/>
-              <w:left w:val="single" w:sz="2" w:space="0" w:color="000000"/>
-              <w:bottom w:val="single" w:sz="2" w:space="0" w:color="000000"/>
-              <w:right w:val="single" w:sz="2" w:space="0" w:color="000000"/>
-            </w:tcBorders>
-          </w:tcPr>
-          <w:p>
-            <w:pPr>
-              <w:spacing w:after="0"/>
+              <w:jc w:val="center"/>
+              <w:rPr>
+                <w:sz w:val="20"/>
+                <w:szCs w:val="20"/>
+              </w:rPr>
+            </w:pPr>
+            <w:r>
+              <w:rPr>
+                <w:sz w:val="20"/>
+                <w:szCs w:val="20"/>
+              </w:rPr>
+              <w:t>F</w:t>
+            </w:r>
+          </w:p>
+        </w:tc>
+        <w:tc>
+          <w:tcPr>
+            <w:tcW w:w="3787" w:type="dxa"/>
+            <w:tcBorders>
+              <w:top w:val="single" w:sz="2" w:space="0" w:color="000000"/>
+              <w:left w:val="single" w:sz="2" w:space="0" w:color="000000"/>
+              <w:bottom w:val="single" w:sz="2" w:space="0" w:color="000000"/>
+              <w:right w:val="single" w:sz="2" w:space="0" w:color="000000"/>
+            </w:tcBorders>
+          </w:tcPr>
+          <w:p>
+            <w:pPr>
+              <w:spacing w:line="240" w:lineRule="auto"/>
               <w:ind w:left="43"/>
-            </w:pPr>
-            <w:r>
-              <w:rPr>
-                <w:sz w:val="20"/>
-              </w:rPr>
-              <w:t>cb.ai.u4aid24111@cb.students.amrita.edu</w:t>
-            </w:r>
-          </w:p>
-        </w:tc>
-        <w:tc>
-          <w:tcPr>
-            <w:tcW w:w="1278" w:type="dxa"/>
-            <w:tcBorders>
-              <w:top w:val="single" w:sz="2" w:space="0" w:color="000000"/>
-              <w:left w:val="single" w:sz="2" w:space="0" w:color="000000"/>
-              <w:bottom w:val="single" w:sz="2" w:space="0" w:color="000000"/>
-              <w:right w:val="single" w:sz="2" w:space="0" w:color="000000"/>
-            </w:tcBorders>
-          </w:tcPr>
-          <w:p>
-            <w:pPr>
-              <w:spacing w:after="0"/>
+              <w:jc w:val="center"/>
+              <w:rPr>
+                <w:sz w:val="20"/>
+                <w:szCs w:val="20"/>
+              </w:rPr>
+            </w:pPr>
+            <w:hyperlink r:id="rId6" w:history="1">
+              <w:r>
+                <w:rPr>
+                  <w:rStyle w:val="Hyperlink"/>
+                  <w:sz w:val="20"/>
+                  <w:szCs w:val="20"/>
+                </w:rPr>
+                <w:t>cb.ai.u4aid24111@cb.students.amrita.edu</w:t>
+              </w:r>
+            </w:hyperlink>
+          </w:p>
+          <w:p>
+            <w:pPr>
+              <w:spacing w:line="240" w:lineRule="auto"/>
+              <w:ind w:left="43"/>
+              <w:jc w:val="center"/>
+              <w:rPr>
+                <w:sz w:val="20"/>
+                <w:szCs w:val="20"/>
+              </w:rPr>
+            </w:pPr>
+          </w:p>
+        </w:tc>
+        <w:tc>
+          <w:tcPr>
+            <w:tcW w:w="1240" w:type="dxa"/>
+            <w:tcBorders>
+              <w:top w:val="single" w:sz="2" w:space="0" w:color="000000"/>
+              <w:left w:val="single" w:sz="2" w:space="0" w:color="000000"/>
+              <w:bottom w:val="single" w:sz="2" w:space="0" w:color="000000"/>
+              <w:right w:val="single" w:sz="2" w:space="0" w:color="000000"/>
+            </w:tcBorders>
+          </w:tcPr>
+          <w:p>
+            <w:pPr>
+              <w:spacing w:line="240" w:lineRule="auto"/>
               <w:ind w:left="34"/>
-            </w:pPr>
-            <w:r>
+              <w:jc w:val="center"/>
+              <w:rPr>
+                <w:sz w:val="20"/>
+                <w:szCs w:val="20"/>
+              </w:rPr>
+            </w:pPr>
+            <w:r>
+              <w:rPr>
+                <w:sz w:val="20"/>
+                <w:szCs w:val="20"/>
+              </w:rPr>
               <w:t>8074946089</w:t>
             </w:r>
           </w:p>
         </w:tc>
         <w:tc>
           <w:tcPr>
-            <w:tcW w:w="1351" w:type="dxa"/>
-            <w:tcBorders>
-              <w:top w:val="single" w:sz="2" w:space="0" w:color="000000"/>
-              <w:left w:val="single" w:sz="2" w:space="0" w:color="000000"/>
-              <w:bottom w:val="single" w:sz="2" w:space="0" w:color="000000"/>
-              <w:right w:val="single" w:sz="2" w:space="0" w:color="000000"/>
-            </w:tcBorders>
-          </w:tcPr>
-          <w:p>
-            <w:pPr>
-              <w:spacing w:after="0"/>
+            <w:tcW w:w="960" w:type="dxa"/>
+            <w:tcBorders>
+              <w:top w:val="single" w:sz="2" w:space="0" w:color="000000"/>
+              <w:left w:val="single" w:sz="2" w:space="0" w:color="000000"/>
+              <w:bottom w:val="single" w:sz="2" w:space="0" w:color="000000"/>
+              <w:right w:val="single" w:sz="2" w:space="0" w:color="000000"/>
+            </w:tcBorders>
+          </w:tcPr>
+          <w:p>
+            <w:pPr>
+              <w:spacing w:line="240" w:lineRule="auto"/>
               <w:ind w:left="41" w:right="99" w:hanging="14"/>
-            </w:pPr>
-            <w:r>
-              <w:rPr>
-                <w:sz w:val="18"/>
-              </w:rPr>
-              <w:t>Artificial Intelligence and Data Science (AID)</w:t>
-            </w:r>
-          </w:p>
-        </w:tc>
-        <w:tc>
-          <w:tcPr>
-            <w:tcW w:w="945" w:type="dxa"/>
-            <w:tcBorders>
-              <w:top w:val="single" w:sz="2" w:space="0" w:color="000000"/>
-              <w:left w:val="single" w:sz="2" w:space="0" w:color="000000"/>
-              <w:bottom w:val="single" w:sz="2" w:space="0" w:color="000000"/>
-              <w:right w:val="single" w:sz="2" w:space="0" w:color="000000"/>
-            </w:tcBorders>
-          </w:tcPr>
-          <w:p>
-            <w:pPr>
-              <w:spacing w:after="0"/>
+              <w:jc w:val="center"/>
+              <w:rPr>
+                <w:sz w:val="20"/>
+                <w:szCs w:val="20"/>
+              </w:rPr>
+            </w:pPr>
+            <w:r>
+              <w:rPr>
+                <w:sz w:val="20"/>
+                <w:szCs w:val="20"/>
+              </w:rPr>
+              <w:t>AID</w:t>
+            </w:r>
+          </w:p>
+        </w:tc>
+        <w:tc>
+          <w:tcPr>
+            <w:tcW w:w="1039" w:type="dxa"/>
+            <w:tcBorders>
+              <w:top w:val="single" w:sz="2" w:space="0" w:color="000000"/>
+              <w:left w:val="single" w:sz="2" w:space="0" w:color="000000"/>
+              <w:bottom w:val="single" w:sz="2" w:space="0" w:color="000000"/>
+              <w:right w:val="single" w:sz="2" w:space="0" w:color="000000"/>
+            </w:tcBorders>
+          </w:tcPr>
+          <w:p>
+            <w:pPr>
+              <w:spacing w:line="240" w:lineRule="auto"/>
               <w:ind w:left="43"/>
-            </w:pPr>
-            <w:r>
-              <w:rPr>
-                <w:sz w:val="18"/>
-              </w:rPr>
-              <w:t>3rd Year</w:t>
+              <w:jc w:val="center"/>
+              <w:rPr>
+                <w:sz w:val="20"/>
+                <w:szCs w:val="20"/>
+              </w:rPr>
+            </w:pPr>
+            <w:r>
+              <w:rPr>
+                <w:sz w:val="20"/>
+                <w:szCs w:val="20"/>
+              </w:rPr>
+              <w:t>III</w:t>
             </w:r>
           </w:p>
         </w:tc>
@@ -808,34 +1141,46 @@
         </w:trPr>
         <w:tc>
           <w:tcPr>
-            <w:tcW w:w="805" w:type="dxa"/>
-            <w:tcBorders>
-              <w:top w:val="single" w:sz="2" w:space="0" w:color="000000"/>
-              <w:left w:val="single" w:sz="2" w:space="0" w:color="000000"/>
-              <w:bottom w:val="single" w:sz="2" w:space="0" w:color="000000"/>
-              <w:right w:val="single" w:sz="2" w:space="0" w:color="000000"/>
-            </w:tcBorders>
-          </w:tcPr>
-          <w:p>
-            <w:pPr>
-              <w:spacing w:after="0"/>
+            <w:tcW w:w="919" w:type="dxa"/>
+            <w:tcBorders>
+              <w:top w:val="single" w:sz="2" w:space="0" w:color="000000"/>
+              <w:left w:val="single" w:sz="2" w:space="0" w:color="000000"/>
+              <w:bottom w:val="single" w:sz="2" w:space="0" w:color="000000"/>
+              <w:right w:val="single" w:sz="2" w:space="0" w:color="000000"/>
+            </w:tcBorders>
+          </w:tcPr>
+          <w:p>
+            <w:pPr>
+              <w:spacing w:line="240" w:lineRule="auto"/>
               <w:ind w:left="43"/>
-            </w:pPr>
-            <w:r>
-              <w:rPr>
-                <w:sz w:val="18"/>
+              <w:jc w:val="center"/>
+              <w:rPr>
+                <w:sz w:val="20"/>
+                <w:szCs w:val="20"/>
+              </w:rPr>
+            </w:pPr>
+            <w:r>
+              <w:rPr>
+                <w:sz w:val="20"/>
+                <w:szCs w:val="20"/>
               </w:rPr>
               <w:t>Team</w:t>
             </w:r>
           </w:p>
           <w:p>
             <w:pPr>
-              <w:spacing w:after="0"/>
+              <w:spacing w:line="240" w:lineRule="auto"/>
               <w:ind w:left="64"/>
-            </w:pPr>
-            <w:r>
-              <w:rPr>
-                <w:sz w:val="18"/>
+              <w:jc w:val="center"/>
+              <w:rPr>
+                <w:sz w:val="20"/>
+                <w:szCs w:val="20"/>
+              </w:rPr>
+            </w:pPr>
+            <w:r>
+              <w:rPr>
+                <w:sz w:val="20"/>
+                <w:szCs w:val="20"/>
               </w:rPr>
               <w:t>Member</w:t>
             </w:r>
@@ -843,34 +1188,46 @@
         </w:tc>
         <w:tc>
           <w:tcPr>
-            <w:tcW w:w="1129" w:type="dxa"/>
-            <w:tcBorders>
-              <w:top w:val="single" w:sz="2" w:space="0" w:color="000000"/>
-              <w:left w:val="single" w:sz="2" w:space="0" w:color="000000"/>
-              <w:bottom w:val="single" w:sz="2" w:space="0" w:color="000000"/>
-              <w:right w:val="single" w:sz="2" w:space="0" w:color="000000"/>
-            </w:tcBorders>
-          </w:tcPr>
-          <w:p>
-            <w:pPr>
-              <w:spacing w:after="0"/>
+            <w:tcW w:w="1130" w:type="dxa"/>
+            <w:tcBorders>
+              <w:top w:val="single" w:sz="2" w:space="0" w:color="000000"/>
+              <w:left w:val="single" w:sz="2" w:space="0" w:color="000000"/>
+              <w:bottom w:val="single" w:sz="2" w:space="0" w:color="000000"/>
+              <w:right w:val="single" w:sz="2" w:space="0" w:color="000000"/>
+            </w:tcBorders>
+          </w:tcPr>
+          <w:p>
+            <w:pPr>
+              <w:spacing w:line="240" w:lineRule="auto"/>
               <w:ind w:left="54"/>
-            </w:pPr>
-            <w:r>
-              <w:rPr>
-                <w:sz w:val="18"/>
+              <w:jc w:val="center"/>
+              <w:rPr>
+                <w:sz w:val="20"/>
+                <w:szCs w:val="20"/>
+              </w:rPr>
+            </w:pPr>
+            <w:r>
+              <w:rPr>
+                <w:sz w:val="20"/>
+                <w:szCs w:val="20"/>
               </w:rPr>
               <w:t>Kundam</w:t>
             </w:r>
           </w:p>
           <w:p>
             <w:pPr>
-              <w:spacing w:after="0"/>
+              <w:spacing w:line="240" w:lineRule="auto"/>
               <w:ind w:left="54"/>
-            </w:pPr>
-            <w:r>
-              <w:rPr>
-                <w:sz w:val="18"/>
+              <w:jc w:val="center"/>
+              <w:rPr>
+                <w:sz w:val="20"/>
+                <w:szCs w:val="20"/>
+              </w:rPr>
+            </w:pPr>
+            <w:r>
+              <w:rPr>
+                <w:sz w:val="20"/>
+                <w:szCs w:val="20"/>
               </w:rPr>
               <w:t>Jasmitha</w:t>
             </w:r>
@@ -878,125 +1235,159 @@
         </w:tc>
         <w:tc>
           <w:tcPr>
-            <w:tcW w:w="718" w:type="dxa"/>
-            <w:tcBorders>
-              <w:top w:val="single" w:sz="2" w:space="0" w:color="000000"/>
-              <w:left w:val="single" w:sz="2" w:space="0" w:color="000000"/>
-              <w:bottom w:val="single" w:sz="2" w:space="0" w:color="000000"/>
-              <w:right w:val="single" w:sz="2" w:space="0" w:color="000000"/>
-            </w:tcBorders>
-          </w:tcPr>
-          <w:p>
-            <w:pPr>
-              <w:spacing w:after="0"/>
+            <w:tcW w:w="813" w:type="dxa"/>
+            <w:tcBorders>
+              <w:top w:val="single" w:sz="2" w:space="0" w:color="000000"/>
+              <w:left w:val="single" w:sz="2" w:space="0" w:color="000000"/>
+              <w:bottom w:val="single" w:sz="2" w:space="0" w:color="000000"/>
+              <w:right w:val="single" w:sz="2" w:space="0" w:color="000000"/>
+            </w:tcBorders>
+          </w:tcPr>
+          <w:p>
+            <w:pPr>
+              <w:spacing w:line="240" w:lineRule="auto"/>
               <w:ind w:left="48"/>
-            </w:pPr>
-            <w:r>
-              <w:rPr>
-                <w:sz w:val="18"/>
-              </w:rPr>
-              <w:t>Female</w:t>
-            </w:r>
-          </w:p>
-        </w:tc>
-        <w:tc>
-          <w:tcPr>
-            <w:tcW w:w="3885" w:type="dxa"/>
-            <w:tcBorders>
-              <w:top w:val="single" w:sz="2" w:space="0" w:color="000000"/>
-              <w:left w:val="single" w:sz="2" w:space="0" w:color="000000"/>
-              <w:bottom w:val="single" w:sz="2" w:space="0" w:color="000000"/>
-              <w:right w:val="single" w:sz="2" w:space="0" w:color="000000"/>
-            </w:tcBorders>
-          </w:tcPr>
-          <w:p>
-            <w:pPr>
-              <w:spacing w:after="0"/>
+              <w:jc w:val="center"/>
+              <w:rPr>
+                <w:sz w:val="20"/>
+                <w:szCs w:val="20"/>
+              </w:rPr>
+            </w:pPr>
+            <w:r>
+              <w:rPr>
+                <w:sz w:val="20"/>
+                <w:szCs w:val="20"/>
+              </w:rPr>
+              <w:t>F</w:t>
+            </w:r>
+          </w:p>
+        </w:tc>
+        <w:tc>
+          <w:tcPr>
+            <w:tcW w:w="3787" w:type="dxa"/>
+            <w:tcBorders>
+              <w:top w:val="single" w:sz="2" w:space="0" w:color="000000"/>
+              <w:left w:val="single" w:sz="2" w:space="0" w:color="000000"/>
+              <w:bottom w:val="single" w:sz="2" w:space="0" w:color="000000"/>
+              <w:right w:val="single" w:sz="2" w:space="0" w:color="000000"/>
+            </w:tcBorders>
+          </w:tcPr>
+          <w:p>
+            <w:pPr>
+              <w:spacing w:line="240" w:lineRule="auto"/>
               <w:ind w:left="50"/>
-            </w:pPr>
-            <w:r>
-              <w:rPr>
-                <w:sz w:val="20"/>
-              </w:rPr>
-              <w:t>cb.en.u4cce24031@cb.students.amrita.edu</w:t>
-            </w:r>
-          </w:p>
-        </w:tc>
-        <w:tc>
-          <w:tcPr>
-            <w:tcW w:w="1278" w:type="dxa"/>
-            <w:tcBorders>
-              <w:top w:val="single" w:sz="2" w:space="0" w:color="000000"/>
-              <w:left w:val="single" w:sz="2" w:space="0" w:color="000000"/>
-              <w:bottom w:val="single" w:sz="2" w:space="0" w:color="000000"/>
-              <w:right w:val="single" w:sz="2" w:space="0" w:color="000000"/>
-            </w:tcBorders>
-          </w:tcPr>
-          <w:p>
-            <w:pPr>
-              <w:spacing w:after="0"/>
+              <w:jc w:val="center"/>
+              <w:rPr>
+                <w:sz w:val="20"/>
+                <w:szCs w:val="20"/>
+              </w:rPr>
+            </w:pPr>
+            <w:hyperlink r:id="rId7" w:history="1">
+              <w:r>
+                <w:rPr>
+                  <w:rStyle w:val="Hyperlink"/>
+                  <w:sz w:val="20"/>
+                  <w:szCs w:val="20"/>
+                </w:rPr>
+                <w:t>cb.en.u4cce24031@cb.students.amrita.edu</w:t>
+              </w:r>
+            </w:hyperlink>
+          </w:p>
+          <w:p>
+            <w:pPr>
+              <w:spacing w:line="240" w:lineRule="auto"/>
+              <w:ind w:left="50"/>
+              <w:jc w:val="center"/>
+              <w:rPr>
+                <w:sz w:val="20"/>
+                <w:szCs w:val="20"/>
+              </w:rPr>
+            </w:pPr>
+          </w:p>
+        </w:tc>
+        <w:tc>
+          <w:tcPr>
+            <w:tcW w:w="1240" w:type="dxa"/>
+            <w:tcBorders>
+              <w:top w:val="single" w:sz="2" w:space="0" w:color="000000"/>
+              <w:left w:val="single" w:sz="2" w:space="0" w:color="000000"/>
+              <w:bottom w:val="single" w:sz="2" w:space="0" w:color="000000"/>
+              <w:right w:val="single" w:sz="2" w:space="0" w:color="000000"/>
+            </w:tcBorders>
+          </w:tcPr>
+          <w:p>
+            <w:pPr>
+              <w:spacing w:line="240" w:lineRule="auto"/>
               <w:ind w:left="54"/>
-            </w:pPr>
-            <w:r>
+              <w:jc w:val="center"/>
+              <w:rPr>
+                <w:sz w:val="20"/>
+                <w:szCs w:val="20"/>
+              </w:rPr>
+            </w:pPr>
+            <w:r>
+              <w:rPr>
+                <w:sz w:val="20"/>
+                <w:szCs w:val="20"/>
+              </w:rPr>
               <w:t>7287073240</w:t>
             </w:r>
           </w:p>
         </w:tc>
         <w:tc>
           <w:tcPr>
-            <w:tcW w:w="1351" w:type="dxa"/>
-            <w:tcBorders>
-              <w:top w:val="single" w:sz="2" w:space="0" w:color="000000"/>
-              <w:left w:val="single" w:sz="2" w:space="0" w:color="000000"/>
-              <w:bottom w:val="single" w:sz="2" w:space="0" w:color="000000"/>
-              <w:right w:val="single" w:sz="2" w:space="0" w:color="000000"/>
-            </w:tcBorders>
-          </w:tcPr>
-          <w:p>
-            <w:pPr>
-              <w:spacing w:after="0"/>
-              <w:ind w:left="48"/>
-            </w:pPr>
-            <w:r>
-              <w:rPr>
-                <w:sz w:val="18"/>
-              </w:rPr>
-              <w:t>Computer and</w:t>
-            </w:r>
-          </w:p>
-          <w:p>
-            <w:pPr>
-              <w:spacing w:after="0"/>
-              <w:ind w:left="61" w:hanging="7"/>
-            </w:pPr>
-            <w:r>
-              <w:rPr>
-                <w:sz w:val="18"/>
-              </w:rPr>
-              <w:t>Communication Engineering (CCE)</w:t>
-            </w:r>
-          </w:p>
-        </w:tc>
-        <w:tc>
-          <w:tcPr>
-            <w:tcW w:w="945" w:type="dxa"/>
-            <w:tcBorders>
-              <w:top w:val="single" w:sz="2" w:space="0" w:color="000000"/>
-              <w:left w:val="single" w:sz="2" w:space="0" w:color="000000"/>
-              <w:bottom w:val="single" w:sz="2" w:space="0" w:color="000000"/>
-              <w:right w:val="single" w:sz="2" w:space="0" w:color="000000"/>
-            </w:tcBorders>
-          </w:tcPr>
-          <w:p>
-            <w:pPr>
-              <w:spacing w:after="0"/>
+            <w:tcW w:w="960" w:type="dxa"/>
+            <w:tcBorders>
+              <w:top w:val="single" w:sz="2" w:space="0" w:color="000000"/>
+              <w:left w:val="single" w:sz="2" w:space="0" w:color="000000"/>
+              <w:bottom w:val="single" w:sz="2" w:space="0" w:color="000000"/>
+              <w:right w:val="single" w:sz="2" w:space="0" w:color="000000"/>
+            </w:tcBorders>
+          </w:tcPr>
+          <w:p>
+            <w:pPr>
+              <w:spacing w:line="240" w:lineRule="auto"/>
+              <w:jc w:val="center"/>
+              <w:rPr>
+                <w:sz w:val="20"/>
+                <w:szCs w:val="20"/>
+              </w:rPr>
+            </w:pPr>
+            <w:r>
+              <w:rPr>
+                <w:sz w:val="20"/>
+                <w:szCs w:val="20"/>
+              </w:rPr>
+              <w:t>CCE</w:t>
+            </w:r>
+          </w:p>
+        </w:tc>
+        <w:tc>
+          <w:tcPr>
+            <w:tcW w:w="1039" w:type="dxa"/>
+            <w:tcBorders>
+              <w:top w:val="single" w:sz="2" w:space="0" w:color="000000"/>
+              <w:left w:val="single" w:sz="2" w:space="0" w:color="000000"/>
+              <w:bottom w:val="single" w:sz="2" w:space="0" w:color="000000"/>
+              <w:right w:val="single" w:sz="2" w:space="0" w:color="000000"/>
+            </w:tcBorders>
+          </w:tcPr>
+          <w:p>
+            <w:pPr>
+              <w:spacing w:line="240" w:lineRule="auto"/>
               <w:ind w:left="50"/>
-            </w:pPr>
-            <w:r>
-              <w:rPr>
-                <w:sz w:val="18"/>
-              </w:rPr>
-              <w:t>3rd Year</w:t>
+              <w:jc w:val="center"/>
+              <w:rPr>
+                <w:sz w:val="20"/>
+                <w:szCs w:val="20"/>
+              </w:rPr>
+            </w:pPr>
+            <w:r>
+              <w:rPr>
+                <w:sz w:val="20"/>
+                <w:szCs w:val="20"/>
+              </w:rPr>
+              <w:t>III</w:t>
             </w:r>
           </w:p>
         </w:tc>
@@ -1007,34 +1398,46 @@
         </w:trPr>
         <w:tc>
           <w:tcPr>
-            <w:tcW w:w="805" w:type="dxa"/>
-            <w:tcBorders>
-              <w:top w:val="single" w:sz="2" w:space="0" w:color="000000"/>
-              <w:left w:val="single" w:sz="2" w:space="0" w:color="000000"/>
-              <w:bottom w:val="single" w:sz="2" w:space="0" w:color="000000"/>
-              <w:right w:val="single" w:sz="2" w:space="0" w:color="000000"/>
-            </w:tcBorders>
-          </w:tcPr>
-          <w:p>
-            <w:pPr>
-              <w:spacing w:after="0"/>
+            <w:tcW w:w="919" w:type="dxa"/>
+            <w:tcBorders>
+              <w:top w:val="single" w:sz="2" w:space="0" w:color="000000"/>
+              <w:left w:val="single" w:sz="2" w:space="0" w:color="000000"/>
+              <w:bottom w:val="single" w:sz="2" w:space="0" w:color="000000"/>
+              <w:right w:val="single" w:sz="2" w:space="0" w:color="000000"/>
+            </w:tcBorders>
+          </w:tcPr>
+          <w:p>
+            <w:pPr>
+              <w:spacing w:line="240" w:lineRule="auto"/>
               <w:ind w:left="57"/>
-            </w:pPr>
-            <w:r>
-              <w:rPr>
-                <w:sz w:val="18"/>
+              <w:jc w:val="center"/>
+              <w:rPr>
+                <w:sz w:val="20"/>
+                <w:szCs w:val="20"/>
+              </w:rPr>
+            </w:pPr>
+            <w:r>
+              <w:rPr>
+                <w:sz w:val="20"/>
+                <w:szCs w:val="20"/>
               </w:rPr>
               <w:t>Team</w:t>
             </w:r>
           </w:p>
           <w:p>
             <w:pPr>
-              <w:spacing w:after="0"/>
+              <w:spacing w:line="240" w:lineRule="auto"/>
               <w:ind w:left="64"/>
-            </w:pPr>
-            <w:r>
-              <w:rPr>
-                <w:sz w:val="18"/>
+              <w:jc w:val="center"/>
+              <w:rPr>
+                <w:sz w:val="20"/>
+                <w:szCs w:val="20"/>
+              </w:rPr>
+            </w:pPr>
+            <w:r>
+              <w:rPr>
+                <w:sz w:val="20"/>
+                <w:szCs w:val="20"/>
               </w:rPr>
               <w:t>Member</w:t>
             </w:r>
@@ -1042,34 +1445,46 @@
         </w:tc>
         <w:tc>
           <w:tcPr>
-            <w:tcW w:w="1129" w:type="dxa"/>
-            <w:tcBorders>
-              <w:top w:val="single" w:sz="2" w:space="0" w:color="000000"/>
-              <w:left w:val="single" w:sz="2" w:space="0" w:color="000000"/>
-              <w:bottom w:val="single" w:sz="2" w:space="0" w:color="000000"/>
-              <w:right w:val="single" w:sz="2" w:space="0" w:color="000000"/>
-            </w:tcBorders>
-          </w:tcPr>
-          <w:p>
-            <w:pPr>
-              <w:spacing w:after="0"/>
+            <w:tcW w:w="1130" w:type="dxa"/>
+            <w:tcBorders>
+              <w:top w:val="single" w:sz="2" w:space="0" w:color="000000"/>
+              <w:left w:val="single" w:sz="2" w:space="0" w:color="000000"/>
+              <w:bottom w:val="single" w:sz="2" w:space="0" w:color="000000"/>
+              <w:right w:val="single" w:sz="2" w:space="0" w:color="000000"/>
+            </w:tcBorders>
+          </w:tcPr>
+          <w:p>
+            <w:pPr>
+              <w:spacing w:line="240" w:lineRule="auto"/>
               <w:ind w:left="68"/>
-            </w:pPr>
-            <w:r>
-              <w:rPr>
-                <w:sz w:val="18"/>
+              <w:jc w:val="center"/>
+              <w:rPr>
+                <w:sz w:val="20"/>
+                <w:szCs w:val="20"/>
+              </w:rPr>
+            </w:pPr>
+            <w:r>
+              <w:rPr>
+                <w:sz w:val="20"/>
+                <w:szCs w:val="20"/>
               </w:rPr>
               <w:t>Kurapati</w:t>
             </w:r>
           </w:p>
           <w:p>
             <w:pPr>
-              <w:spacing w:after="0"/>
+              <w:spacing w:line="240" w:lineRule="auto"/>
               <w:ind w:left="61"/>
-            </w:pPr>
-            <w:r>
-              <w:rPr>
-                <w:sz w:val="18"/>
+              <w:jc w:val="center"/>
+              <w:rPr>
+                <w:sz w:val="20"/>
+                <w:szCs w:val="20"/>
+              </w:rPr>
+            </w:pPr>
+            <w:r>
+              <w:rPr>
+                <w:sz w:val="20"/>
+                <w:szCs w:val="20"/>
               </w:rPr>
               <w:t>Bhavya Sri</w:t>
             </w:r>
@@ -1077,137 +1492,159 @@
         </w:tc>
         <w:tc>
           <w:tcPr>
-            <w:tcW w:w="718" w:type="dxa"/>
-            <w:tcBorders>
-              <w:top w:val="single" w:sz="2" w:space="0" w:color="000000"/>
-              <w:left w:val="single" w:sz="2" w:space="0" w:color="000000"/>
-              <w:bottom w:val="single" w:sz="2" w:space="0" w:color="000000"/>
-              <w:right w:val="single" w:sz="2" w:space="0" w:color="000000"/>
-            </w:tcBorders>
-          </w:tcPr>
-          <w:p>
-            <w:pPr>
-              <w:spacing w:after="0"/>
+            <w:tcW w:w="813" w:type="dxa"/>
+            <w:tcBorders>
+              <w:top w:val="single" w:sz="2" w:space="0" w:color="000000"/>
+              <w:left w:val="single" w:sz="2" w:space="0" w:color="000000"/>
+              <w:bottom w:val="single" w:sz="2" w:space="0" w:color="000000"/>
+              <w:right w:val="single" w:sz="2" w:space="0" w:color="000000"/>
+            </w:tcBorders>
+          </w:tcPr>
+          <w:p>
+            <w:pPr>
+              <w:spacing w:line="240" w:lineRule="auto"/>
               <w:ind w:left="61"/>
-            </w:pPr>
-            <w:r>
-              <w:rPr>
-                <w:sz w:val="18"/>
-              </w:rPr>
-              <w:t>Female</w:t>
-            </w:r>
-          </w:p>
-        </w:tc>
-        <w:tc>
-          <w:tcPr>
-            <w:tcW w:w="3885" w:type="dxa"/>
-            <w:tcBorders>
-              <w:top w:val="single" w:sz="2" w:space="0" w:color="000000"/>
-              <w:left w:val="single" w:sz="2" w:space="0" w:color="000000"/>
-              <w:bottom w:val="single" w:sz="2" w:space="0" w:color="000000"/>
-              <w:right w:val="single" w:sz="2" w:space="0" w:color="000000"/>
-            </w:tcBorders>
-          </w:tcPr>
-          <w:p>
-            <w:pPr>
-              <w:spacing w:after="0"/>
+              <w:jc w:val="center"/>
+              <w:rPr>
+                <w:sz w:val="20"/>
+                <w:szCs w:val="20"/>
+              </w:rPr>
+            </w:pPr>
+            <w:r>
+              <w:rPr>
+                <w:sz w:val="20"/>
+                <w:szCs w:val="20"/>
+              </w:rPr>
+              <w:t>F</w:t>
+            </w:r>
+          </w:p>
+        </w:tc>
+        <w:tc>
+          <w:tcPr>
+            <w:tcW w:w="3787" w:type="dxa"/>
+            <w:tcBorders>
+              <w:top w:val="single" w:sz="2" w:space="0" w:color="000000"/>
+              <w:left w:val="single" w:sz="2" w:space="0" w:color="000000"/>
+              <w:bottom w:val="single" w:sz="2" w:space="0" w:color="000000"/>
+              <w:right w:val="single" w:sz="2" w:space="0" w:color="000000"/>
+            </w:tcBorders>
+          </w:tcPr>
+          <w:p>
+            <w:pPr>
+              <w:spacing w:line="240" w:lineRule="auto"/>
               <w:ind w:left="57"/>
-            </w:pPr>
-            <w:r>
-              <w:rPr>
-                <w:sz w:val="20"/>
-              </w:rPr>
-              <w:t>cb.en.u4cce24127@cb.students.amrita.edu</w:t>
-            </w:r>
-          </w:p>
-        </w:tc>
-        <w:tc>
-          <w:tcPr>
-            <w:tcW w:w="1278" w:type="dxa"/>
-            <w:tcBorders>
-              <w:top w:val="single" w:sz="2" w:space="0" w:color="000000"/>
-              <w:left w:val="single" w:sz="2" w:space="0" w:color="000000"/>
-              <w:bottom w:val="single" w:sz="2" w:space="0" w:color="000000"/>
-              <w:right w:val="single" w:sz="2" w:space="0" w:color="000000"/>
-            </w:tcBorders>
-          </w:tcPr>
-          <w:p>
-            <w:pPr>
-              <w:spacing w:after="0"/>
+              <w:jc w:val="center"/>
+              <w:rPr>
+                <w:sz w:val="20"/>
+                <w:szCs w:val="20"/>
+              </w:rPr>
+            </w:pPr>
+            <w:hyperlink r:id="rId8" w:history="1">
+              <w:r>
+                <w:rPr>
+                  <w:rStyle w:val="Hyperlink"/>
+                  <w:sz w:val="20"/>
+                  <w:szCs w:val="20"/>
+                </w:rPr>
+                <w:t>cb.en.u4cce24127@cb.students.amrita.edu</w:t>
+              </w:r>
+            </w:hyperlink>
+          </w:p>
+          <w:p>
+            <w:pPr>
+              <w:spacing w:line="240" w:lineRule="auto"/>
+              <w:ind w:left="57"/>
+              <w:jc w:val="center"/>
+              <w:rPr>
+                <w:sz w:val="20"/>
+                <w:szCs w:val="20"/>
+              </w:rPr>
+            </w:pPr>
+          </w:p>
+        </w:tc>
+        <w:tc>
+          <w:tcPr>
+            <w:tcW w:w="1240" w:type="dxa"/>
+            <w:tcBorders>
+              <w:top w:val="single" w:sz="2" w:space="0" w:color="000000"/>
+              <w:left w:val="single" w:sz="2" w:space="0" w:color="000000"/>
+              <w:bottom w:val="single" w:sz="2" w:space="0" w:color="000000"/>
+              <w:right w:val="single" w:sz="2" w:space="0" w:color="000000"/>
+            </w:tcBorders>
+          </w:tcPr>
+          <w:p>
+            <w:pPr>
+              <w:spacing w:line="240" w:lineRule="auto"/>
               <w:ind w:left="68"/>
-            </w:pPr>
-            <w:r>
+              <w:jc w:val="center"/>
+              <w:rPr>
+                <w:sz w:val="20"/>
+                <w:szCs w:val="20"/>
+              </w:rPr>
+            </w:pPr>
+            <w:r>
+              <w:rPr>
+                <w:sz w:val="20"/>
+                <w:szCs w:val="20"/>
+              </w:rPr>
               <w:t>9182266262</w:t>
             </w:r>
           </w:p>
         </w:tc>
         <w:tc>
           <w:tcPr>
-            <w:tcW w:w="1351" w:type="dxa"/>
-            <w:tcBorders>
-              <w:top w:val="single" w:sz="2" w:space="0" w:color="000000"/>
-              <w:left w:val="single" w:sz="2" w:space="0" w:color="000000"/>
-              <w:bottom w:val="single" w:sz="2" w:space="0" w:color="000000"/>
-              <w:right w:val="single" w:sz="2" w:space="0" w:color="000000"/>
-            </w:tcBorders>
-          </w:tcPr>
-          <w:p>
-            <w:pPr>
-              <w:spacing w:after="0"/>
-              <w:ind w:left="61"/>
-            </w:pPr>
-            <w:r>
-              <w:rPr>
-                <w:sz w:val="18"/>
-              </w:rPr>
-              <w:t>Computer and</w:t>
-            </w:r>
-          </w:p>
-          <w:p>
-            <w:pPr>
-              <w:spacing w:after="0" w:line="216" w:lineRule="auto"/>
-              <w:ind w:left="75" w:hanging="7"/>
-            </w:pPr>
-            <w:r>
-              <w:rPr>
-                <w:sz w:val="18"/>
-              </w:rPr>
-              <w:t>Communication Engineering</w:t>
-            </w:r>
-          </w:p>
-          <w:p>
-            <w:pPr>
-              <w:spacing w:after="0"/>
-              <w:ind w:left="75"/>
-            </w:pPr>
-            <w:r>
-              <w:rPr>
-                <w:sz w:val="18"/>
-              </w:rPr>
-              <w:t>(CCE)</w:t>
-            </w:r>
-          </w:p>
-        </w:tc>
-        <w:tc>
-          <w:tcPr>
-            <w:tcW w:w="945" w:type="dxa"/>
-            <w:tcBorders>
-              <w:top w:val="single" w:sz="2" w:space="0" w:color="000000"/>
-              <w:left w:val="single" w:sz="2" w:space="0" w:color="000000"/>
-              <w:bottom w:val="single" w:sz="2" w:space="0" w:color="000000"/>
-              <w:right w:val="single" w:sz="2" w:space="0" w:color="000000"/>
-            </w:tcBorders>
-          </w:tcPr>
-          <w:p>
-            <w:pPr>
-              <w:spacing w:after="0"/>
+            <w:tcW w:w="960" w:type="dxa"/>
+            <w:tcBorders>
+              <w:top w:val="single" w:sz="2" w:space="0" w:color="000000"/>
+              <w:left w:val="single" w:sz="2" w:space="0" w:color="000000"/>
+              <w:bottom w:val="single" w:sz="2" w:space="0" w:color="000000"/>
+              <w:right w:val="single" w:sz="2" w:space="0" w:color="000000"/>
+            </w:tcBorders>
+          </w:tcPr>
+          <w:p>
+            <w:pPr>
+              <w:spacing w:line="240" w:lineRule="auto"/>
+              <w:jc w:val="center"/>
+              <w:rPr>
+                <w:sz w:val="20"/>
+                <w:szCs w:val="20"/>
+              </w:rPr>
+            </w:pPr>
+            <w:r>
+              <w:rPr>
+                <w:sz w:val="20"/>
+                <w:szCs w:val="20"/>
+              </w:rPr>
+              <w:t>CCE</w:t>
+            </w:r>
+          </w:p>
+        </w:tc>
+        <w:tc>
+          <w:tcPr>
+            <w:tcW w:w="1039" w:type="dxa"/>
+            <w:tcBorders>
+              <w:top w:val="single" w:sz="2" w:space="0" w:color="000000"/>
+              <w:left w:val="single" w:sz="2" w:space="0" w:color="000000"/>
+              <w:bottom w:val="single" w:sz="2" w:space="0" w:color="000000"/>
+              <w:right w:val="single" w:sz="2" w:space="0" w:color="000000"/>
+            </w:tcBorders>
+          </w:tcPr>
+          <w:p>
+            <w:pPr>
+              <w:spacing w:line="240" w:lineRule="auto"/>
               <w:ind w:left="64"/>
-            </w:pPr>
-            <w:r>
-              <w:rPr>
-                <w:sz w:val="18"/>
-              </w:rPr>
-              <w:t>3rd Year</w:t>
+              <w:jc w:val="center"/>
+              <w:rPr>
+                <w:sz w:val="20"/>
+                <w:szCs w:val="20"/>
+              </w:rPr>
+            </w:pPr>
+            <w:r>
+              <w:rPr>
+                <w:sz w:val="20"/>
+                <w:szCs w:val="20"/>
+              </w:rPr>
+              <w:t>III</w:t>
             </w:r>
           </w:p>
         </w:tc>
@@ -1218,34 +1655,46 @@
         </w:trPr>
         <w:tc>
           <w:tcPr>
-            <w:tcW w:w="805" w:type="dxa"/>
-            <w:tcBorders>
-              <w:top w:val="single" w:sz="2" w:space="0" w:color="000000"/>
-              <w:left w:val="single" w:sz="2" w:space="0" w:color="000000"/>
-              <w:bottom w:val="single" w:sz="2" w:space="0" w:color="000000"/>
-              <w:right w:val="single" w:sz="2" w:space="0" w:color="000000"/>
-            </w:tcBorders>
-          </w:tcPr>
-          <w:p>
-            <w:pPr>
-              <w:spacing w:after="0"/>
+            <w:tcW w:w="919" w:type="dxa"/>
+            <w:tcBorders>
+              <w:top w:val="single" w:sz="2" w:space="0" w:color="000000"/>
+              <w:left w:val="single" w:sz="2" w:space="0" w:color="000000"/>
+              <w:bottom w:val="single" w:sz="2" w:space="0" w:color="000000"/>
+              <w:right w:val="single" w:sz="2" w:space="0" w:color="000000"/>
+            </w:tcBorders>
+          </w:tcPr>
+          <w:p>
+            <w:pPr>
+              <w:spacing w:line="240" w:lineRule="auto"/>
               <w:ind w:left="57"/>
-            </w:pPr>
-            <w:r>
-              <w:rPr>
-                <w:sz w:val="18"/>
+              <w:jc w:val="center"/>
+              <w:rPr>
+                <w:sz w:val="20"/>
+                <w:szCs w:val="20"/>
+              </w:rPr>
+            </w:pPr>
+            <w:r>
+              <w:rPr>
+                <w:sz w:val="20"/>
+                <w:szCs w:val="20"/>
               </w:rPr>
               <w:t>Team</w:t>
             </w:r>
           </w:p>
           <w:p>
             <w:pPr>
-              <w:spacing w:after="0"/>
+              <w:spacing w:line="240" w:lineRule="auto"/>
               <w:ind w:left="77"/>
-            </w:pPr>
-            <w:r>
-              <w:rPr>
-                <w:sz w:val="18"/>
+              <w:jc w:val="center"/>
+              <w:rPr>
+                <w:sz w:val="20"/>
+                <w:szCs w:val="20"/>
+              </w:rPr>
+            </w:pPr>
+            <w:r>
+              <w:rPr>
+                <w:sz w:val="20"/>
+                <w:szCs w:val="20"/>
               </w:rPr>
               <w:t>Member</w:t>
             </w:r>
@@ -1253,22 +1702,28 @@
         </w:tc>
         <w:tc>
           <w:tcPr>
-            <w:tcW w:w="1129" w:type="dxa"/>
-            <w:tcBorders>
-              <w:top w:val="single" w:sz="2" w:space="0" w:color="000000"/>
-              <w:left w:val="single" w:sz="2" w:space="0" w:color="000000"/>
-              <w:bottom w:val="single" w:sz="2" w:space="0" w:color="000000"/>
-              <w:right w:val="single" w:sz="2" w:space="0" w:color="000000"/>
-            </w:tcBorders>
-          </w:tcPr>
-          <w:p>
-            <w:pPr>
-              <w:spacing w:after="0"/>
+            <w:tcW w:w="1130" w:type="dxa"/>
+            <w:tcBorders>
+              <w:top w:val="single" w:sz="2" w:space="0" w:color="000000"/>
+              <w:left w:val="single" w:sz="2" w:space="0" w:color="000000"/>
+              <w:bottom w:val="single" w:sz="2" w:space="0" w:color="000000"/>
+              <w:right w:val="single" w:sz="2" w:space="0" w:color="000000"/>
+            </w:tcBorders>
+          </w:tcPr>
+          <w:p>
+            <w:pPr>
+              <w:spacing w:line="240" w:lineRule="auto"/>
               <w:ind w:left="54"/>
-            </w:pPr>
-            <w:r>
-              <w:rPr>
-                <w:sz w:val="18"/>
+              <w:jc w:val="center"/>
+              <w:rPr>
+                <w:sz w:val="20"/>
+                <w:szCs w:val="20"/>
+              </w:rPr>
+            </w:pPr>
+            <w:r>
+              <w:rPr>
+                <w:sz w:val="20"/>
+                <w:szCs w:val="20"/>
               </w:rPr>
               <w:t>Shivli Mathur</w:t>
             </w:r>
@@ -1276,137 +1731,159 @@
         </w:tc>
         <w:tc>
           <w:tcPr>
-            <w:tcW w:w="718" w:type="dxa"/>
-            <w:tcBorders>
-              <w:top w:val="single" w:sz="2" w:space="0" w:color="000000"/>
-              <w:left w:val="single" w:sz="2" w:space="0" w:color="000000"/>
-              <w:bottom w:val="single" w:sz="2" w:space="0" w:color="000000"/>
-              <w:right w:val="single" w:sz="2" w:space="0" w:color="000000"/>
-            </w:tcBorders>
-          </w:tcPr>
-          <w:p>
-            <w:pPr>
-              <w:spacing w:after="0"/>
+            <w:tcW w:w="813" w:type="dxa"/>
+            <w:tcBorders>
+              <w:top w:val="single" w:sz="2" w:space="0" w:color="000000"/>
+              <w:left w:val="single" w:sz="2" w:space="0" w:color="000000"/>
+              <w:bottom w:val="single" w:sz="2" w:space="0" w:color="000000"/>
+              <w:right w:val="single" w:sz="2" w:space="0" w:color="000000"/>
+            </w:tcBorders>
+          </w:tcPr>
+          <w:p>
+            <w:pPr>
+              <w:spacing w:line="240" w:lineRule="auto"/>
               <w:ind w:left="61"/>
-            </w:pPr>
-            <w:r>
-              <w:rPr>
-                <w:sz w:val="18"/>
-              </w:rPr>
-              <w:t>Female</w:t>
-            </w:r>
-          </w:p>
-        </w:tc>
-        <w:tc>
-          <w:tcPr>
-            <w:tcW w:w="3885" w:type="dxa"/>
-            <w:tcBorders>
-              <w:top w:val="single" w:sz="2" w:space="0" w:color="000000"/>
-              <w:left w:val="single" w:sz="2" w:space="0" w:color="000000"/>
-              <w:bottom w:val="single" w:sz="2" w:space="0" w:color="000000"/>
-              <w:right w:val="single" w:sz="2" w:space="0" w:color="000000"/>
-            </w:tcBorders>
-          </w:tcPr>
-          <w:p>
-            <w:pPr>
-              <w:spacing w:after="0"/>
+              <w:jc w:val="center"/>
+              <w:rPr>
+                <w:sz w:val="20"/>
+                <w:szCs w:val="20"/>
+              </w:rPr>
+            </w:pPr>
+            <w:r>
+              <w:rPr>
+                <w:sz w:val="20"/>
+                <w:szCs w:val="20"/>
+              </w:rPr>
+              <w:t>F</w:t>
+            </w:r>
+          </w:p>
+        </w:tc>
+        <w:tc>
+          <w:tcPr>
+            <w:tcW w:w="3787" w:type="dxa"/>
+            <w:tcBorders>
+              <w:top w:val="single" w:sz="2" w:space="0" w:color="000000"/>
+              <w:left w:val="single" w:sz="2" w:space="0" w:color="000000"/>
+              <w:bottom w:val="single" w:sz="2" w:space="0" w:color="000000"/>
+              <w:right w:val="single" w:sz="2" w:space="0" w:color="000000"/>
+            </w:tcBorders>
+          </w:tcPr>
+          <w:p>
+            <w:pPr>
+              <w:spacing w:line="240" w:lineRule="auto"/>
               <w:ind w:left="71"/>
-            </w:pPr>
-            <w:r>
-              <w:rPr>
-                <w:sz w:val="20"/>
-              </w:rPr>
-              <w:t>cb.en.u4cce24047@cb.students.amrita.edu</w:t>
-            </w:r>
-          </w:p>
-        </w:tc>
-        <w:tc>
-          <w:tcPr>
-            <w:tcW w:w="1278" w:type="dxa"/>
-            <w:tcBorders>
-              <w:top w:val="single" w:sz="2" w:space="0" w:color="000000"/>
-              <w:left w:val="single" w:sz="2" w:space="0" w:color="000000"/>
-              <w:bottom w:val="single" w:sz="2" w:space="0" w:color="000000"/>
-              <w:right w:val="single" w:sz="2" w:space="0" w:color="000000"/>
-            </w:tcBorders>
-          </w:tcPr>
-          <w:p>
-            <w:pPr>
-              <w:spacing w:after="0"/>
+              <w:jc w:val="center"/>
+              <w:rPr>
+                <w:sz w:val="20"/>
+                <w:szCs w:val="20"/>
+              </w:rPr>
+            </w:pPr>
+            <w:hyperlink r:id="rId9" w:history="1">
+              <w:r>
+                <w:rPr>
+                  <w:rStyle w:val="Hyperlink"/>
+                  <w:sz w:val="20"/>
+                  <w:szCs w:val="20"/>
+                </w:rPr>
+                <w:t>cb.en.u4cce24047@cb.students.amrita.edu</w:t>
+              </w:r>
+            </w:hyperlink>
+          </w:p>
+          <w:p>
+            <w:pPr>
+              <w:spacing w:line="240" w:lineRule="auto"/>
+              <w:ind w:left="71"/>
+              <w:jc w:val="center"/>
+              <w:rPr>
+                <w:sz w:val="20"/>
+                <w:szCs w:val="20"/>
+              </w:rPr>
+            </w:pPr>
+          </w:p>
+        </w:tc>
+        <w:tc>
+          <w:tcPr>
+            <w:tcW w:w="1240" w:type="dxa"/>
+            <w:tcBorders>
+              <w:top w:val="single" w:sz="2" w:space="0" w:color="000000"/>
+              <w:left w:val="single" w:sz="2" w:space="0" w:color="000000"/>
+              <w:bottom w:val="single" w:sz="2" w:space="0" w:color="000000"/>
+              <w:right w:val="single" w:sz="2" w:space="0" w:color="000000"/>
+            </w:tcBorders>
+          </w:tcPr>
+          <w:p>
+            <w:pPr>
+              <w:spacing w:line="240" w:lineRule="auto"/>
               <w:ind w:left="75"/>
-            </w:pPr>
-            <w:r>
+              <w:jc w:val="center"/>
+              <w:rPr>
+                <w:sz w:val="20"/>
+                <w:szCs w:val="20"/>
+              </w:rPr>
+            </w:pPr>
+            <w:r>
+              <w:rPr>
+                <w:sz w:val="20"/>
+                <w:szCs w:val="20"/>
+              </w:rPr>
               <w:t>8448445946</w:t>
             </w:r>
           </w:p>
         </w:tc>
         <w:tc>
           <w:tcPr>
-            <w:tcW w:w="1351" w:type="dxa"/>
-            <w:tcBorders>
-              <w:top w:val="single" w:sz="2" w:space="0" w:color="000000"/>
-              <w:left w:val="single" w:sz="2" w:space="0" w:color="000000"/>
-              <w:bottom w:val="single" w:sz="2" w:space="0" w:color="000000"/>
-              <w:right w:val="single" w:sz="2" w:space="0" w:color="000000"/>
-            </w:tcBorders>
-          </w:tcPr>
-          <w:p>
-            <w:pPr>
-              <w:spacing w:after="0"/>
-              <w:ind w:left="75"/>
-            </w:pPr>
-            <w:r>
-              <w:rPr>
-                <w:sz w:val="18"/>
-              </w:rPr>
-              <w:t>Computer and</w:t>
-            </w:r>
-          </w:p>
-          <w:p>
-            <w:pPr>
-              <w:spacing w:after="0" w:line="216" w:lineRule="auto"/>
-              <w:ind w:left="82" w:hanging="14"/>
-            </w:pPr>
-            <w:r>
-              <w:rPr>
-                <w:sz w:val="18"/>
-              </w:rPr>
-              <w:t>Communication Engineering</w:t>
-            </w:r>
-          </w:p>
-          <w:p>
-            <w:pPr>
-              <w:spacing w:after="0"/>
-              <w:ind w:left="82"/>
-            </w:pPr>
-            <w:r>
-              <w:rPr>
-                <w:sz w:val="18"/>
-              </w:rPr>
-              <w:t>(CCE)</w:t>
-            </w:r>
-          </w:p>
-        </w:tc>
-        <w:tc>
-          <w:tcPr>
-            <w:tcW w:w="945" w:type="dxa"/>
-            <w:tcBorders>
-              <w:top w:val="single" w:sz="2" w:space="0" w:color="000000"/>
-              <w:left w:val="single" w:sz="2" w:space="0" w:color="000000"/>
-              <w:bottom w:val="single" w:sz="2" w:space="0" w:color="000000"/>
-              <w:right w:val="single" w:sz="2" w:space="0" w:color="000000"/>
-            </w:tcBorders>
-          </w:tcPr>
-          <w:p>
-            <w:pPr>
-              <w:spacing w:after="0"/>
+            <w:tcW w:w="960" w:type="dxa"/>
+            <w:tcBorders>
+              <w:top w:val="single" w:sz="2" w:space="0" w:color="000000"/>
+              <w:left w:val="single" w:sz="2" w:space="0" w:color="000000"/>
+              <w:bottom w:val="single" w:sz="2" w:space="0" w:color="000000"/>
+              <w:right w:val="single" w:sz="2" w:space="0" w:color="000000"/>
+            </w:tcBorders>
+          </w:tcPr>
+          <w:p>
+            <w:pPr>
+              <w:spacing w:line="240" w:lineRule="auto"/>
+              <w:jc w:val="center"/>
+              <w:rPr>
+                <w:sz w:val="20"/>
+                <w:szCs w:val="20"/>
+              </w:rPr>
+            </w:pPr>
+            <w:r>
+              <w:rPr>
+                <w:sz w:val="20"/>
+                <w:szCs w:val="20"/>
+              </w:rPr>
+              <w:t>CCE</w:t>
+            </w:r>
+          </w:p>
+        </w:tc>
+        <w:tc>
+          <w:tcPr>
+            <w:tcW w:w="1039" w:type="dxa"/>
+            <w:tcBorders>
+              <w:top w:val="single" w:sz="2" w:space="0" w:color="000000"/>
+              <w:left w:val="single" w:sz="2" w:space="0" w:color="000000"/>
+              <w:bottom w:val="single" w:sz="2" w:space="0" w:color="000000"/>
+              <w:right w:val="single" w:sz="2" w:space="0" w:color="000000"/>
+            </w:tcBorders>
+          </w:tcPr>
+          <w:p>
+            <w:pPr>
+              <w:spacing w:line="240" w:lineRule="auto"/>
               <w:ind w:left="77"/>
-            </w:pPr>
-            <w:r>
-              <w:rPr>
-                <w:sz w:val="18"/>
-              </w:rPr>
-              <w:t>3rd Year</w:t>
+              <w:jc w:val="center"/>
+              <w:rPr>
+                <w:sz w:val="20"/>
+                <w:szCs w:val="20"/>
+              </w:rPr>
+            </w:pPr>
+            <w:r>
+              <w:rPr>
+                <w:sz w:val="20"/>
+                <w:szCs w:val="20"/>
+              </w:rPr>
+              <w:t>III</w:t>
             </w:r>
           </w:p>
         </w:tc>
@@ -1414,64 +1891,101 @@
     </w:tbl>
     <w:p>
       <w:pPr>
-        <w:spacing w:after="405" w:line="265" w:lineRule="auto"/>
-        <w:ind w:left="92" w:hanging="10"/>
+        <w:spacing w:after="0" w:line="360" w:lineRule="auto"/>
+        <w:rPr>
+          <w:b/>
+          <w:bCs/>
+          <w:noProof/>
+          <w:sz w:val="24"/>
+        </w:rPr>
+      </w:pPr>
+    </w:p>
+    <w:p>
+      <w:pPr>
+        <w:spacing w:after="0" w:line="360" w:lineRule="auto"/>
+        <w:rPr>
+          <w:b/>
+          <w:bCs/>
+          <w:noProof/>
+          <w:sz w:val="24"/>
+        </w:rPr>
+      </w:pPr>
+    </w:p>
+    <w:p>
+      <w:pPr>
+        <w:spacing w:after="0" w:line="360" w:lineRule="auto"/>
+        <w:rPr>
+          <w:b/>
+          <w:bCs/>
+          <w:noProof/>
+          <w:sz w:val="24"/>
+        </w:rPr>
+      </w:pPr>
+    </w:p>
+    <w:p>
+      <w:pPr>
+        <w:spacing w:after="0" w:line="360" w:lineRule="auto"/>
+        <w:rPr>
+          <w:b/>
+          <w:bCs/>
+          <w:noProof/>
+          <w:sz w:val="24"/>
+        </w:rPr>
       </w:pPr>
       <w:r>
-        <w:t>Sincerely,</w:t>
+        <w:rPr>
+          <w:b/>
+          <w:bCs/>
+          <w:noProof/>
+          <w:sz w:val="24"/>
+        </w:rPr>
+        <w:t>Dr. Sasangan Ramanathan</w:t>
       </w:r>
     </w:p>
     <w:p>
       <w:pPr>
-        <w:spacing w:after="0" w:line="265" w:lineRule="auto"/>
-        <w:ind w:left="92" w:hanging="10"/>
+        <w:spacing w:after="0" w:line="360" w:lineRule="auto"/>
+        <w:rPr>
+          <w:noProof/>
+          <w:sz w:val="24"/>
+        </w:rPr>
       </w:pPr>
       <w:r>
-        <w:t>Team Members</w:t>
+        <w:rPr>
+          <w:noProof/>
+          <w:sz w:val="24"/>
+        </w:rPr>
+        <w:t>Dean Academics</w:t>
       </w:r>
     </w:p>
     <w:p>
       <w:pPr>
-        <w:spacing w:after="0"/>
-        <w:ind w:left="41"/>
+        <w:spacing w:after="0" w:line="360" w:lineRule="auto"/>
+        <w:rPr>
+          <w:b/>
+          <w:bCs/>
+          <w:i/>
+          <w:iCs/>
+          <w:sz w:val="24"/>
+        </w:rPr>
       </w:pPr>
       <w:r>
         <w:rPr>
-          <w:noProof/>
+          <w:i/>
+          <w:iCs/>
+          <w:sz w:val="24"/>
         </w:rPr>
-        <w:drawing>
-          <wp:inline distT="0" distB="0" distL="0" distR="0" wp14:anchorId="32395AA3" wp14:editId="5D56E5CC">
-            <wp:extent cx="1057910" cy="1680577"/>
-            <wp:effectExtent l="0" t="0" r="0" b="0"/>
-            <wp:docPr id="6111" name="Picture 6111"/>
-            <wp:cNvGraphicFramePr/>
-            <a:graphic xmlns:a="http://schemas.openxmlformats.org/drawingml/2006/main">
-              <a:graphicData uri="http://schemas.openxmlformats.org/drawingml/2006/picture">
-                <pic:pic xmlns:pic="http://schemas.openxmlformats.org/drawingml/2006/picture">
-                  <pic:nvPicPr>
-                    <pic:cNvPr id="6111" name="Picture 6111"/>
-                    <pic:cNvPicPr/>
-                  </pic:nvPicPr>
-                  <pic:blipFill>
-                    <a:blip r:embed="rId4"/>
-                    <a:stretch>
-                      <a:fillRect/>
-                    </a:stretch>
-                  </pic:blipFill>
-                  <pic:spPr>
-                    <a:xfrm>
-                      <a:off x="0" y="0"/>
-                      <a:ext cx="1057910" cy="1680577"/>
-                    </a:xfrm>
-                    <a:prstGeom prst="rect">
-                      <a:avLst/>
-                    </a:prstGeom>
-                  </pic:spPr>
-                </pic:pic>
-              </a:graphicData>
-            </a:graphic>
-          </wp:inline>
-        </w:drawing>
+        <w:t>Amrita Vishwa Vidyapeetham, Coimbatore</w:t>
+      </w:r>
+      <w:r>
+        <w:rPr>
+          <w:b/>
+          <w:bCs/>
+          <w:i/>
+          <w:iCs/>
+          <w:sz w:val="24"/>
+        </w:rPr>
+        <w:t>.</w:t>
       </w:r>
     </w:p>
     <w:sectPr>
@@ -1933,6 +2447,40 @@
       </w:tblCellMar>
     </w:tblPr>
   </w:style>
+  <w:style w:type="paragraph" w:styleId="ListParagraph">
+    <w:name w:val="List Paragraph"/>
+    <w:basedOn w:val="Normal"/>
+    <w:uiPriority w:val="34"/>
+    <w:qFormat/>
+    <w:rsid w:val="001C7EEF"/>
+    <w:pPr>
+      <w:ind w:left="720"/>
+      <w:contextualSpacing/>
+    </w:pPr>
+  </w:style>
+  <w:style w:type="character" w:styleId="Hyperlink">
+    <w:name w:val="Hyperlink"/>
+    <w:basedOn w:val="DefaultParagraphFont"/>
+    <w:uiPriority w:val="99"/>
+    <w:unhideWhenUsed/>
+    <w:rsid w:val="002D1072"/>
+    <w:rPr>
+      <w:color w:val="467886" w:themeColor="hyperlink"/>
+      <w:u w:val="single"/>
+    </w:rPr>
+  </w:style>
+  <w:style w:type="character" w:styleId="UnresolvedMention">
+    <w:name w:val="Unresolved Mention"/>
+    <w:basedOn w:val="DefaultParagraphFont"/>
+    <w:uiPriority w:val="99"/>
+    <w:semiHidden/>
+    <w:unhideWhenUsed/>
+    <w:rsid w:val="002D1072"/>
+    <w:rPr>
+      <w:color w:val="605E5C"/>
+      <w:shd w:val="clear" w:color="auto" w:fill="E1DFDD"/>
+    </w:rPr>
+  </w:style>
 </w:styles>
 </file>
 
